--- a/docs/tables/heatmap/cont_nonindex_methotrexate_overdose.docx
+++ b/docs/tables/heatmap/cont_nonindex_methotrexate_overdose.docx
@@ -1276,7 +1276,60 @@
               <w:left w:val="none" w:sz="0" w:space="0" w:color="000000"/>
               <w:right w:val="none" w:sz="0" w:space="0" w:color="000000"/>
             </w:tcBorders>
-            <w:shd w:val="clear" w:color="auto" w:fill="CD6A76"/>
+            <w:shd w:val="clear" w:color="auto" w:fill="F04323"/>
+            <w:tcMar>
+              <w:top w:w="0" w:type="dxa"/>
+              <w:bottom w:w="0" w:type="dxa"/>
+              <w:left w:w="0" w:type="dxa"/>
+              <w:right w:w="0" w:type="dxa"/>
+            </w:tcMar>
+            <w:vAlign w:val="center"/>
+          </w:tcPr>
+          <w:p>
+            <w:pPr>
+              <w:pStyle w:val="Normal"/>
+              <w:jc w:val="center"/>
+              <w:pBdr>
+                <w:bottom w:val="none" w:sz="0" w:space="0" w:color="000000"/>
+                <w:top w:val="none" w:sz="0" w:space="0" w:color="000000"/>
+                <w:left w:val="none" w:sz="0" w:space="0" w:color="000000"/>
+                <w:right w:val="none" w:sz="0" w:space="0" w:color="000000"/>
+              </w:pBdr>
+              <w:spacing w:after="100" w:before="100" w:line="240"/>
+              <w:ind w:left="100" w:right="100" w:firstLine="0" w:firstLineChars="0"/>
+              <w:rPr>
+                <w:rFonts w:ascii="Helvetica" w:hAnsi="Helvetica" w:eastAsia="Helvetica" w:cs="Helvetica"/>
+                <w:i w:val="false"/>
+                <w:b w:val="false"/>
+                <w:u w:val="none"/>
+                <w:sz w:val="18"/>
+                <w:szCs w:val="18"/>
+                <w:color w:val="000000"/>
+              </w:rPr>
+            </w:pPr>
+            <w:r>
+              <w:rPr>
+                <w:rFonts w:ascii="Helvetica" w:hAnsi="Helvetica" w:eastAsia="Helvetica" w:cs="Helvetica"/>
+                <w:i w:val="false"/>
+                <w:b w:val="false"/>
+                <w:u w:val="none"/>
+                <w:sz w:val="18"/>
+                <w:szCs w:val="18"/>
+                <w:color w:val="000000"/>
+              </w:rPr>
+              <w:t xml:space="preserve">19.3</w:t>
+            </w:r>
+          </w:p>
+        </w:tc>
+        <w:tc>
+          <w:tcPr>
+            <w:tcBorders>
+              <w:bottom w:val="none" w:sz="0" w:space="0" w:color="000000"/>
+              <w:top w:val="single" w:sz="12" w:space="0" w:color="666666"/>
+              <w:left w:val="none" w:sz="0" w:space="0" w:color="000000"/>
+              <w:right w:val="none" w:sz="0" w:space="0" w:color="000000"/>
+            </w:tcBorders>
+            <w:shd w:val="clear" w:color="auto" w:fill="EE3A20"/>
             <w:tcMar>
               <w:top w:w="0" w:type="dxa"/>
               <w:bottom w:w="0" w:type="dxa"/>
@@ -1317,7 +1370,7 @@
                 <w:szCs w:val="18"/>
                 <w:color w:val="FFFFFF"/>
               </w:rPr>
-              <w:t xml:space="preserve">19.3</w:t>
+              <w:t xml:space="preserve">20.2</w:t>
             </w:r>
           </w:p>
         </w:tc>
@@ -1329,7 +1382,60 @@
               <w:left w:val="none" w:sz="0" w:space="0" w:color="000000"/>
               <w:right w:val="none" w:sz="0" w:space="0" w:color="000000"/>
             </w:tcBorders>
-            <w:shd w:val="clear" w:color="auto" w:fill="CB6370"/>
+            <w:shd w:val="clear" w:color="auto" w:fill="F24C26"/>
+            <w:tcMar>
+              <w:top w:w="0" w:type="dxa"/>
+              <w:bottom w:w="0" w:type="dxa"/>
+              <w:left w:w="0" w:type="dxa"/>
+              <w:right w:w="0" w:type="dxa"/>
+            </w:tcMar>
+            <w:vAlign w:val="center"/>
+          </w:tcPr>
+          <w:p>
+            <w:pPr>
+              <w:pStyle w:val="Normal"/>
+              <w:jc w:val="center"/>
+              <w:pBdr>
+                <w:bottom w:val="none" w:sz="0" w:space="0" w:color="000000"/>
+                <w:top w:val="none" w:sz="0" w:space="0" w:color="000000"/>
+                <w:left w:val="none" w:sz="0" w:space="0" w:color="000000"/>
+                <w:right w:val="none" w:sz="0" w:space="0" w:color="000000"/>
+              </w:pBdr>
+              <w:spacing w:after="100" w:before="100" w:line="240"/>
+              <w:ind w:left="100" w:right="100" w:firstLine="0" w:firstLineChars="0"/>
+              <w:rPr>
+                <w:rFonts w:ascii="Helvetica" w:hAnsi="Helvetica" w:eastAsia="Helvetica" w:cs="Helvetica"/>
+                <w:i w:val="false"/>
+                <w:b w:val="false"/>
+                <w:u w:val="none"/>
+                <w:sz w:val="18"/>
+                <w:szCs w:val="18"/>
+                <w:color w:val="000000"/>
+              </w:rPr>
+            </w:pPr>
+            <w:r>
+              <w:rPr>
+                <w:rFonts w:ascii="Helvetica" w:hAnsi="Helvetica" w:eastAsia="Helvetica" w:cs="Helvetica"/>
+                <w:i w:val="false"/>
+                <w:b w:val="false"/>
+                <w:u w:val="none"/>
+                <w:sz w:val="18"/>
+                <w:szCs w:val="18"/>
+                <w:color w:val="000000"/>
+              </w:rPr>
+              <w:t xml:space="preserve">18.5</w:t>
+            </w:r>
+          </w:p>
+        </w:tc>
+        <w:tc>
+          <w:tcPr>
+            <w:tcBorders>
+              <w:bottom w:val="none" w:sz="0" w:space="0" w:color="000000"/>
+              <w:top w:val="single" w:sz="12" w:space="0" w:color="666666"/>
+              <w:left w:val="none" w:sz="0" w:space="0" w:color="000000"/>
+              <w:right w:val="none" w:sz="0" w:space="0" w:color="000000"/>
+            </w:tcBorders>
+            <w:shd w:val="clear" w:color="auto" w:fill="B2182B"/>
             <w:tcMar>
               <w:top w:w="0" w:type="dxa"/>
               <w:bottom w:w="0" w:type="dxa"/>
@@ -1370,7 +1476,7 @@
                 <w:szCs w:val="18"/>
                 <w:color w:val="FFFFFF"/>
               </w:rPr>
-              <w:t xml:space="preserve">20.2</w:t>
+              <w:t xml:space="preserve">31.1</w:t>
             </w:r>
           </w:p>
         </w:tc>
@@ -1382,7 +1488,7 @@
               <w:left w:val="none" w:sz="0" w:space="0" w:color="000000"/>
               <w:right w:val="none" w:sz="0" w:space="0" w:color="000000"/>
             </w:tcBorders>
-            <w:shd w:val="clear" w:color="auto" w:fill="CF707C"/>
+            <w:shd w:val="clear" w:color="auto" w:fill="F03B20"/>
             <w:tcMar>
               <w:top w:w="0" w:type="dxa"/>
               <w:bottom w:w="0" w:type="dxa"/>
@@ -1423,7 +1529,7 @@
                 <w:szCs w:val="18"/>
                 <w:color w:val="FFFFFF"/>
               </w:rPr>
-              <w:t xml:space="preserve">18.5</w:t>
+              <w:t xml:space="preserve">20.0</w:t>
             </w:r>
           </w:p>
         </w:tc>
@@ -1435,7 +1541,219 @@
               <w:left w:val="none" w:sz="0" w:space="0" w:color="000000"/>
               <w:right w:val="none" w:sz="0" w:space="0" w:color="000000"/>
             </w:tcBorders>
-            <w:shd w:val="clear" w:color="auto" w:fill="B2182B"/>
+            <w:shd w:val="clear" w:color="auto" w:fill="F24F27"/>
+            <w:tcMar>
+              <w:top w:w="0" w:type="dxa"/>
+              <w:bottom w:w="0" w:type="dxa"/>
+              <w:left w:w="0" w:type="dxa"/>
+              <w:right w:w="0" w:type="dxa"/>
+            </w:tcMar>
+            <w:vAlign w:val="center"/>
+          </w:tcPr>
+          <w:p>
+            <w:pPr>
+              <w:pStyle w:val="Normal"/>
+              <w:jc w:val="center"/>
+              <w:pBdr>
+                <w:bottom w:val="none" w:sz="0" w:space="0" w:color="000000"/>
+                <w:top w:val="none" w:sz="0" w:space="0" w:color="000000"/>
+                <w:left w:val="none" w:sz="0" w:space="0" w:color="000000"/>
+                <w:right w:val="none" w:sz="0" w:space="0" w:color="000000"/>
+              </w:pBdr>
+              <w:spacing w:after="100" w:before="100" w:line="240"/>
+              <w:ind w:left="100" w:right="100" w:firstLine="0" w:firstLineChars="0"/>
+              <w:rPr>
+                <w:rFonts w:ascii="Helvetica" w:hAnsi="Helvetica" w:eastAsia="Helvetica" w:cs="Helvetica"/>
+                <w:i w:val="false"/>
+                <w:b w:val="false"/>
+                <w:u w:val="none"/>
+                <w:sz w:val="18"/>
+                <w:szCs w:val="18"/>
+                <w:color w:val="000000"/>
+              </w:rPr>
+            </w:pPr>
+            <w:r>
+              <w:rPr>
+                <w:rFonts w:ascii="Helvetica" w:hAnsi="Helvetica" w:eastAsia="Helvetica" w:cs="Helvetica"/>
+                <w:i w:val="false"/>
+                <w:b w:val="false"/>
+                <w:u w:val="none"/>
+                <w:sz w:val="18"/>
+                <w:szCs w:val="18"/>
+                <w:color w:val="000000"/>
+              </w:rPr>
+              <w:t xml:space="preserve">18.3</w:t>
+            </w:r>
+          </w:p>
+        </w:tc>
+        <w:tc>
+          <w:tcPr>
+            <w:tcBorders>
+              <w:bottom w:val="none" w:sz="0" w:space="0" w:color="000000"/>
+              <w:top w:val="single" w:sz="12" w:space="0" w:color="666666"/>
+              <w:left w:val="none" w:sz="0" w:space="0" w:color="000000"/>
+              <w:right w:val="none" w:sz="0" w:space="0" w:color="000000"/>
+            </w:tcBorders>
+            <w:shd w:val="clear" w:color="auto" w:fill="F25027"/>
+            <w:tcMar>
+              <w:top w:w="0" w:type="dxa"/>
+              <w:bottom w:w="0" w:type="dxa"/>
+              <w:left w:w="0" w:type="dxa"/>
+              <w:right w:w="0" w:type="dxa"/>
+            </w:tcMar>
+            <w:vAlign w:val="center"/>
+          </w:tcPr>
+          <w:p>
+            <w:pPr>
+              <w:pStyle w:val="Normal"/>
+              <w:jc w:val="center"/>
+              <w:pBdr>
+                <w:bottom w:val="none" w:sz="0" w:space="0" w:color="000000"/>
+                <w:top w:val="none" w:sz="0" w:space="0" w:color="000000"/>
+                <w:left w:val="none" w:sz="0" w:space="0" w:color="000000"/>
+                <w:right w:val="none" w:sz="0" w:space="0" w:color="000000"/>
+              </w:pBdr>
+              <w:spacing w:after="100" w:before="100" w:line="240"/>
+              <w:ind w:left="100" w:right="100" w:firstLine="0" w:firstLineChars="0"/>
+              <w:rPr>
+                <w:rFonts w:ascii="Helvetica" w:hAnsi="Helvetica" w:eastAsia="Helvetica" w:cs="Helvetica"/>
+                <w:i w:val="false"/>
+                <w:b w:val="false"/>
+                <w:u w:val="none"/>
+                <w:sz w:val="18"/>
+                <w:szCs w:val="18"/>
+                <w:color w:val="000000"/>
+              </w:rPr>
+            </w:pPr>
+            <w:r>
+              <w:rPr>
+                <w:rFonts w:ascii="Helvetica" w:hAnsi="Helvetica" w:eastAsia="Helvetica" w:cs="Helvetica"/>
+                <w:i w:val="false"/>
+                <w:b w:val="false"/>
+                <w:u w:val="none"/>
+                <w:sz w:val="18"/>
+                <w:szCs w:val="18"/>
+                <w:color w:val="000000"/>
+              </w:rPr>
+              <w:t xml:space="preserve">18.2</w:t>
+            </w:r>
+          </w:p>
+        </w:tc>
+        <w:tc>
+          <w:tcPr>
+            <w:tcBorders>
+              <w:bottom w:val="none" w:sz="0" w:space="0" w:color="000000"/>
+              <w:top w:val="single" w:sz="12" w:space="0" w:color="666666"/>
+              <w:left w:val="none" w:sz="0" w:space="0" w:color="000000"/>
+              <w:right w:val="none" w:sz="0" w:space="0" w:color="000000"/>
+            </w:tcBorders>
+            <w:shd w:val="clear" w:color="auto" w:fill="F04222"/>
+            <w:tcMar>
+              <w:top w:w="0" w:type="dxa"/>
+              <w:bottom w:w="0" w:type="dxa"/>
+              <w:left w:w="0" w:type="dxa"/>
+              <w:right w:w="0" w:type="dxa"/>
+            </w:tcMar>
+            <w:vAlign w:val="center"/>
+          </w:tcPr>
+          <w:p>
+            <w:pPr>
+              <w:pStyle w:val="Normal"/>
+              <w:jc w:val="center"/>
+              <w:pBdr>
+                <w:bottom w:val="none" w:sz="0" w:space="0" w:color="000000"/>
+                <w:top w:val="none" w:sz="0" w:space="0" w:color="000000"/>
+                <w:left w:val="none" w:sz="0" w:space="0" w:color="000000"/>
+                <w:right w:val="none" w:sz="0" w:space="0" w:color="000000"/>
+              </w:pBdr>
+              <w:spacing w:after="100" w:before="100" w:line="240"/>
+              <w:ind w:left="100" w:right="100" w:firstLine="0" w:firstLineChars="0"/>
+              <w:rPr>
+                <w:rFonts w:ascii="Helvetica" w:hAnsi="Helvetica" w:eastAsia="Helvetica" w:cs="Helvetica"/>
+                <w:i w:val="false"/>
+                <w:b w:val="false"/>
+                <w:u w:val="none"/>
+                <w:sz w:val="18"/>
+                <w:szCs w:val="18"/>
+                <w:color w:val="000000"/>
+              </w:rPr>
+            </w:pPr>
+            <w:r>
+              <w:rPr>
+                <w:rFonts w:ascii="Helvetica" w:hAnsi="Helvetica" w:eastAsia="Helvetica" w:cs="Helvetica"/>
+                <w:i w:val="false"/>
+                <w:b w:val="false"/>
+                <w:u w:val="none"/>
+                <w:sz w:val="18"/>
+                <w:szCs w:val="18"/>
+                <w:color w:val="000000"/>
+              </w:rPr>
+              <w:t xml:space="preserve">19.4</w:t>
+            </w:r>
+          </w:p>
+        </w:tc>
+        <w:tc>
+          <w:tcPr>
+            <w:tcBorders>
+              <w:bottom w:val="none" w:sz="0" w:space="0" w:color="000000"/>
+              <w:top w:val="single" w:sz="12" w:space="0" w:color="666666"/>
+              <w:left w:val="none" w:sz="0" w:space="0" w:color="000000"/>
+              <w:right w:val="none" w:sz="0" w:space="0" w:color="000000"/>
+            </w:tcBorders>
+            <w:shd w:val="clear" w:color="auto" w:fill="F14523"/>
+            <w:tcMar>
+              <w:top w:w="0" w:type="dxa"/>
+              <w:bottom w:w="0" w:type="dxa"/>
+              <w:left w:w="0" w:type="dxa"/>
+              <w:right w:w="0" w:type="dxa"/>
+            </w:tcMar>
+            <w:vAlign w:val="center"/>
+          </w:tcPr>
+          <w:p>
+            <w:pPr>
+              <w:pStyle w:val="Normal"/>
+              <w:jc w:val="center"/>
+              <w:pBdr>
+                <w:bottom w:val="none" w:sz="0" w:space="0" w:color="000000"/>
+                <w:top w:val="none" w:sz="0" w:space="0" w:color="000000"/>
+                <w:left w:val="none" w:sz="0" w:space="0" w:color="000000"/>
+                <w:right w:val="none" w:sz="0" w:space="0" w:color="000000"/>
+              </w:pBdr>
+              <w:spacing w:after="100" w:before="100" w:line="240"/>
+              <w:ind w:left="100" w:right="100" w:firstLine="0" w:firstLineChars="0"/>
+              <w:rPr>
+                <w:rFonts w:ascii="Helvetica" w:hAnsi="Helvetica" w:eastAsia="Helvetica" w:cs="Helvetica"/>
+                <w:i w:val="false"/>
+                <w:b w:val="false"/>
+                <w:u w:val="none"/>
+                <w:sz w:val="18"/>
+                <w:szCs w:val="18"/>
+                <w:color w:val="000000"/>
+              </w:rPr>
+            </w:pPr>
+            <w:r>
+              <w:rPr>
+                <w:rFonts w:ascii="Helvetica" w:hAnsi="Helvetica" w:eastAsia="Helvetica" w:cs="Helvetica"/>
+                <w:i w:val="false"/>
+                <w:b w:val="false"/>
+                <w:u w:val="none"/>
+                <w:sz w:val="18"/>
+                <w:szCs w:val="18"/>
+                <w:color w:val="000000"/>
+              </w:rPr>
+              <w:t xml:space="preserve">19.1</w:t>
+            </w:r>
+          </w:p>
+        </w:tc>
+        <w:tc>
+          <w:tcPr>
+            <w:tcBorders>
+              <w:bottom w:val="none" w:sz="0" w:space="0" w:color="000000"/>
+              <w:top w:val="single" w:sz="12" w:space="0" w:color="666666"/>
+              <w:left w:val="none" w:sz="0" w:space="0" w:color="000000"/>
+              <w:right w:val="none" w:sz="0" w:space="0" w:color="000000"/>
+            </w:tcBorders>
+            <w:shd w:val="clear" w:color="auto" w:fill="ED3920"/>
             <w:tcMar>
               <w:top w:w="0" w:type="dxa"/>
               <w:bottom w:w="0" w:type="dxa"/>
@@ -1476,7 +1794,7 @@
                 <w:szCs w:val="18"/>
                 <w:color w:val="FFFFFF"/>
               </w:rPr>
-              <w:t xml:space="preserve">31.1</w:t>
+              <w:t xml:space="preserve">20.4</w:t>
             </w:r>
           </w:p>
         </w:tc>
@@ -1488,325 +1806,7 @@
               <w:left w:val="none" w:sz="0" w:space="0" w:color="000000"/>
               <w:right w:val="none" w:sz="0" w:space="0" w:color="000000"/>
             </w:tcBorders>
-            <w:shd w:val="clear" w:color="auto" w:fill="CB6571"/>
-            <w:tcMar>
-              <w:top w:w="0" w:type="dxa"/>
-              <w:bottom w:w="0" w:type="dxa"/>
-              <w:left w:w="0" w:type="dxa"/>
-              <w:right w:w="0" w:type="dxa"/>
-            </w:tcMar>
-            <w:vAlign w:val="center"/>
-          </w:tcPr>
-          <w:p>
-            <w:pPr>
-              <w:pStyle w:val="Normal"/>
-              <w:jc w:val="center"/>
-              <w:pBdr>
-                <w:bottom w:val="none" w:sz="0" w:space="0" w:color="000000"/>
-                <w:top w:val="none" w:sz="0" w:space="0" w:color="000000"/>
-                <w:left w:val="none" w:sz="0" w:space="0" w:color="000000"/>
-                <w:right w:val="none" w:sz="0" w:space="0" w:color="000000"/>
-              </w:pBdr>
-              <w:spacing w:after="100" w:before="100" w:line="240"/>
-              <w:ind w:left="100" w:right="100" w:firstLine="0" w:firstLineChars="0"/>
-              <w:rPr>
-                <w:rFonts w:ascii="Helvetica" w:hAnsi="Helvetica" w:eastAsia="Helvetica" w:cs="Helvetica"/>
-                <w:i w:val="false"/>
-                <w:b w:val="false"/>
-                <w:u w:val="none"/>
-                <w:sz w:val="18"/>
-                <w:szCs w:val="18"/>
-                <w:color w:val="FFFFFF"/>
-              </w:rPr>
-            </w:pPr>
-            <w:r>
-              <w:rPr>
-                <w:rFonts w:ascii="Helvetica" w:hAnsi="Helvetica" w:eastAsia="Helvetica" w:cs="Helvetica"/>
-                <w:i w:val="false"/>
-                <w:b w:val="false"/>
-                <w:u w:val="none"/>
-                <w:sz w:val="18"/>
-                <w:szCs w:val="18"/>
-                <w:color w:val="FFFFFF"/>
-              </w:rPr>
-              <w:t xml:space="preserve">20.0</w:t>
-            </w:r>
-          </w:p>
-        </w:tc>
-        <w:tc>
-          <w:tcPr>
-            <w:tcBorders>
-              <w:bottom w:val="none" w:sz="0" w:space="0" w:color="000000"/>
-              <w:top w:val="single" w:sz="12" w:space="0" w:color="666666"/>
-              <w:left w:val="none" w:sz="0" w:space="0" w:color="000000"/>
-              <w:right w:val="none" w:sz="0" w:space="0" w:color="000000"/>
-            </w:tcBorders>
-            <w:shd w:val="clear" w:color="auto" w:fill="D0727D"/>
-            <w:tcMar>
-              <w:top w:w="0" w:type="dxa"/>
-              <w:bottom w:w="0" w:type="dxa"/>
-              <w:left w:w="0" w:type="dxa"/>
-              <w:right w:w="0" w:type="dxa"/>
-            </w:tcMar>
-            <w:vAlign w:val="center"/>
-          </w:tcPr>
-          <w:p>
-            <w:pPr>
-              <w:pStyle w:val="Normal"/>
-              <w:jc w:val="center"/>
-              <w:pBdr>
-                <w:bottom w:val="none" w:sz="0" w:space="0" w:color="000000"/>
-                <w:top w:val="none" w:sz="0" w:space="0" w:color="000000"/>
-                <w:left w:val="none" w:sz="0" w:space="0" w:color="000000"/>
-                <w:right w:val="none" w:sz="0" w:space="0" w:color="000000"/>
-              </w:pBdr>
-              <w:spacing w:after="100" w:before="100" w:line="240"/>
-              <w:ind w:left="100" w:right="100" w:firstLine="0" w:firstLineChars="0"/>
-              <w:rPr>
-                <w:rFonts w:ascii="Helvetica" w:hAnsi="Helvetica" w:eastAsia="Helvetica" w:cs="Helvetica"/>
-                <w:i w:val="false"/>
-                <w:b w:val="false"/>
-                <w:u w:val="none"/>
-                <w:sz w:val="18"/>
-                <w:szCs w:val="18"/>
-                <w:color w:val="FFFFFF"/>
-              </w:rPr>
-            </w:pPr>
-            <w:r>
-              <w:rPr>
-                <w:rFonts w:ascii="Helvetica" w:hAnsi="Helvetica" w:eastAsia="Helvetica" w:cs="Helvetica"/>
-                <w:i w:val="false"/>
-                <w:b w:val="false"/>
-                <w:u w:val="none"/>
-                <w:sz w:val="18"/>
-                <w:szCs w:val="18"/>
-                <w:color w:val="FFFFFF"/>
-              </w:rPr>
-              <w:t xml:space="preserve">18.3</w:t>
-            </w:r>
-          </w:p>
-        </w:tc>
-        <w:tc>
-          <w:tcPr>
-            <w:tcBorders>
-              <w:bottom w:val="none" w:sz="0" w:space="0" w:color="000000"/>
-              <w:top w:val="single" w:sz="12" w:space="0" w:color="666666"/>
-              <w:left w:val="none" w:sz="0" w:space="0" w:color="000000"/>
-              <w:right w:val="none" w:sz="0" w:space="0" w:color="000000"/>
-            </w:tcBorders>
-            <w:shd w:val="clear" w:color="auto" w:fill="D0727E"/>
-            <w:tcMar>
-              <w:top w:w="0" w:type="dxa"/>
-              <w:bottom w:w="0" w:type="dxa"/>
-              <w:left w:w="0" w:type="dxa"/>
-              <w:right w:w="0" w:type="dxa"/>
-            </w:tcMar>
-            <w:vAlign w:val="center"/>
-          </w:tcPr>
-          <w:p>
-            <w:pPr>
-              <w:pStyle w:val="Normal"/>
-              <w:jc w:val="center"/>
-              <w:pBdr>
-                <w:bottom w:val="none" w:sz="0" w:space="0" w:color="000000"/>
-                <w:top w:val="none" w:sz="0" w:space="0" w:color="000000"/>
-                <w:left w:val="none" w:sz="0" w:space="0" w:color="000000"/>
-                <w:right w:val="none" w:sz="0" w:space="0" w:color="000000"/>
-              </w:pBdr>
-              <w:spacing w:after="100" w:before="100" w:line="240"/>
-              <w:ind w:left="100" w:right="100" w:firstLine="0" w:firstLineChars="0"/>
-              <w:rPr>
-                <w:rFonts w:ascii="Helvetica" w:hAnsi="Helvetica" w:eastAsia="Helvetica" w:cs="Helvetica"/>
-                <w:i w:val="false"/>
-                <w:b w:val="false"/>
-                <w:u w:val="none"/>
-                <w:sz w:val="18"/>
-                <w:szCs w:val="18"/>
-                <w:color w:val="FFFFFF"/>
-              </w:rPr>
-            </w:pPr>
-            <w:r>
-              <w:rPr>
-                <w:rFonts w:ascii="Helvetica" w:hAnsi="Helvetica" w:eastAsia="Helvetica" w:cs="Helvetica"/>
-                <w:i w:val="false"/>
-                <w:b w:val="false"/>
-                <w:u w:val="none"/>
-                <w:sz w:val="18"/>
-                <w:szCs w:val="18"/>
-                <w:color w:val="FFFFFF"/>
-              </w:rPr>
-              <w:t xml:space="preserve">18.2</w:t>
-            </w:r>
-          </w:p>
-        </w:tc>
-        <w:tc>
-          <w:tcPr>
-            <w:tcBorders>
-              <w:bottom w:val="none" w:sz="0" w:space="0" w:color="000000"/>
-              <w:top w:val="single" w:sz="12" w:space="0" w:color="666666"/>
-              <w:left w:val="none" w:sz="0" w:space="0" w:color="000000"/>
-              <w:right w:val="none" w:sz="0" w:space="0" w:color="000000"/>
-            </w:tcBorders>
-            <w:shd w:val="clear" w:color="auto" w:fill="CD6975"/>
-            <w:tcMar>
-              <w:top w:w="0" w:type="dxa"/>
-              <w:bottom w:w="0" w:type="dxa"/>
-              <w:left w:w="0" w:type="dxa"/>
-              <w:right w:w="0" w:type="dxa"/>
-            </w:tcMar>
-            <w:vAlign w:val="center"/>
-          </w:tcPr>
-          <w:p>
-            <w:pPr>
-              <w:pStyle w:val="Normal"/>
-              <w:jc w:val="center"/>
-              <w:pBdr>
-                <w:bottom w:val="none" w:sz="0" w:space="0" w:color="000000"/>
-                <w:top w:val="none" w:sz="0" w:space="0" w:color="000000"/>
-                <w:left w:val="none" w:sz="0" w:space="0" w:color="000000"/>
-                <w:right w:val="none" w:sz="0" w:space="0" w:color="000000"/>
-              </w:pBdr>
-              <w:spacing w:after="100" w:before="100" w:line="240"/>
-              <w:ind w:left="100" w:right="100" w:firstLine="0" w:firstLineChars="0"/>
-              <w:rPr>
-                <w:rFonts w:ascii="Helvetica" w:hAnsi="Helvetica" w:eastAsia="Helvetica" w:cs="Helvetica"/>
-                <w:i w:val="false"/>
-                <w:b w:val="false"/>
-                <w:u w:val="none"/>
-                <w:sz w:val="18"/>
-                <w:szCs w:val="18"/>
-                <w:color w:val="FFFFFF"/>
-              </w:rPr>
-            </w:pPr>
-            <w:r>
-              <w:rPr>
-                <w:rFonts w:ascii="Helvetica" w:hAnsi="Helvetica" w:eastAsia="Helvetica" w:cs="Helvetica"/>
-                <w:i w:val="false"/>
-                <w:b w:val="false"/>
-                <w:u w:val="none"/>
-                <w:sz w:val="18"/>
-                <w:szCs w:val="18"/>
-                <w:color w:val="FFFFFF"/>
-              </w:rPr>
-              <w:t xml:space="preserve">19.4</w:t>
-            </w:r>
-          </w:p>
-        </w:tc>
-        <w:tc>
-          <w:tcPr>
-            <w:tcBorders>
-              <w:bottom w:val="none" w:sz="0" w:space="0" w:color="000000"/>
-              <w:top w:val="single" w:sz="12" w:space="0" w:color="666666"/>
-              <w:left w:val="none" w:sz="0" w:space="0" w:color="000000"/>
-              <w:right w:val="none" w:sz="0" w:space="0" w:color="000000"/>
-            </w:tcBorders>
-            <w:shd w:val="clear" w:color="auto" w:fill="CD6B78"/>
-            <w:tcMar>
-              <w:top w:w="0" w:type="dxa"/>
-              <w:bottom w:w="0" w:type="dxa"/>
-              <w:left w:w="0" w:type="dxa"/>
-              <w:right w:w="0" w:type="dxa"/>
-            </w:tcMar>
-            <w:vAlign w:val="center"/>
-          </w:tcPr>
-          <w:p>
-            <w:pPr>
-              <w:pStyle w:val="Normal"/>
-              <w:jc w:val="center"/>
-              <w:pBdr>
-                <w:bottom w:val="none" w:sz="0" w:space="0" w:color="000000"/>
-                <w:top w:val="none" w:sz="0" w:space="0" w:color="000000"/>
-                <w:left w:val="none" w:sz="0" w:space="0" w:color="000000"/>
-                <w:right w:val="none" w:sz="0" w:space="0" w:color="000000"/>
-              </w:pBdr>
-              <w:spacing w:after="100" w:before="100" w:line="240"/>
-              <w:ind w:left="100" w:right="100" w:firstLine="0" w:firstLineChars="0"/>
-              <w:rPr>
-                <w:rFonts w:ascii="Helvetica" w:hAnsi="Helvetica" w:eastAsia="Helvetica" w:cs="Helvetica"/>
-                <w:i w:val="false"/>
-                <w:b w:val="false"/>
-                <w:u w:val="none"/>
-                <w:sz w:val="18"/>
-                <w:szCs w:val="18"/>
-                <w:color w:val="FFFFFF"/>
-              </w:rPr>
-            </w:pPr>
-            <w:r>
-              <w:rPr>
-                <w:rFonts w:ascii="Helvetica" w:hAnsi="Helvetica" w:eastAsia="Helvetica" w:cs="Helvetica"/>
-                <w:i w:val="false"/>
-                <w:b w:val="false"/>
-                <w:u w:val="none"/>
-                <w:sz w:val="18"/>
-                <w:szCs w:val="18"/>
-                <w:color w:val="FFFFFF"/>
-              </w:rPr>
-              <w:t xml:space="preserve">19.1</w:t>
-            </w:r>
-          </w:p>
-        </w:tc>
-        <w:tc>
-          <w:tcPr>
-            <w:tcBorders>
-              <w:bottom w:val="none" w:sz="0" w:space="0" w:color="000000"/>
-              <w:top w:val="single" w:sz="12" w:space="0" w:color="666666"/>
-              <w:left w:val="none" w:sz="0" w:space="0" w:color="000000"/>
-              <w:right w:val="none" w:sz="0" w:space="0" w:color="000000"/>
-            </w:tcBorders>
-            <w:shd w:val="clear" w:color="auto" w:fill="CA616E"/>
-            <w:tcMar>
-              <w:top w:w="0" w:type="dxa"/>
-              <w:bottom w:w="0" w:type="dxa"/>
-              <w:left w:w="0" w:type="dxa"/>
-              <w:right w:w="0" w:type="dxa"/>
-            </w:tcMar>
-            <w:vAlign w:val="center"/>
-          </w:tcPr>
-          <w:p>
-            <w:pPr>
-              <w:pStyle w:val="Normal"/>
-              <w:jc w:val="center"/>
-              <w:pBdr>
-                <w:bottom w:val="none" w:sz="0" w:space="0" w:color="000000"/>
-                <w:top w:val="none" w:sz="0" w:space="0" w:color="000000"/>
-                <w:left w:val="none" w:sz="0" w:space="0" w:color="000000"/>
-                <w:right w:val="none" w:sz="0" w:space="0" w:color="000000"/>
-              </w:pBdr>
-              <w:spacing w:after="100" w:before="100" w:line="240"/>
-              <w:ind w:left="100" w:right="100" w:firstLine="0" w:firstLineChars="0"/>
-              <w:rPr>
-                <w:rFonts w:ascii="Helvetica" w:hAnsi="Helvetica" w:eastAsia="Helvetica" w:cs="Helvetica"/>
-                <w:i w:val="false"/>
-                <w:b w:val="false"/>
-                <w:u w:val="none"/>
-                <w:sz w:val="18"/>
-                <w:szCs w:val="18"/>
-                <w:color w:val="FFFFFF"/>
-              </w:rPr>
-            </w:pPr>
-            <w:r>
-              <w:rPr>
-                <w:rFonts w:ascii="Helvetica" w:hAnsi="Helvetica" w:eastAsia="Helvetica" w:cs="Helvetica"/>
-                <w:i w:val="false"/>
-                <w:b w:val="false"/>
-                <w:u w:val="none"/>
-                <w:sz w:val="18"/>
-                <w:szCs w:val="18"/>
-                <w:color w:val="FFFFFF"/>
-              </w:rPr>
-              <w:t xml:space="preserve">20.4</w:t>
-            </w:r>
-          </w:p>
-        </w:tc>
-        <w:tc>
-          <w:tcPr>
-            <w:tcBorders>
-              <w:bottom w:val="none" w:sz="0" w:space="0" w:color="000000"/>
-              <w:top w:val="single" w:sz="12" w:space="0" w:color="666666"/>
-              <w:left w:val="none" w:sz="0" w:space="0" w:color="000000"/>
-              <w:right w:val="none" w:sz="0" w:space="0" w:color="000000"/>
-            </w:tcBorders>
-            <w:shd w:val="clear" w:color="auto" w:fill="D78892"/>
+            <w:shd w:val="clear" w:color="auto" w:fill="F67134"/>
             <w:tcMar>
               <w:top w:w="0" w:type="dxa"/>
               <w:bottom w:w="0" w:type="dxa"/>
@@ -1960,7 +1960,7 @@
               <w:left w:val="none" w:sz="0" w:space="0" w:color="000000"/>
               <w:right w:val="none" w:sz="0" w:space="0" w:color="000000"/>
             </w:tcBorders>
-            <w:shd w:val="clear" w:color="auto" w:fill="E6B4BA"/>
+            <w:shd w:val="clear" w:color="auto" w:fill="FEB34E"/>
             <w:tcMar>
               <w:top w:w="0" w:type="dxa"/>
               <w:bottom w:w="0" w:type="dxa"/>
@@ -2013,7 +2013,7 @@
               <w:left w:val="none" w:sz="0" w:space="0" w:color="000000"/>
               <w:right w:val="none" w:sz="0" w:space="0" w:color="000000"/>
             </w:tcBorders>
-            <w:shd w:val="clear" w:color="auto" w:fill="E4AEB5"/>
+            <w:shd w:val="clear" w:color="auto" w:fill="FDAD4A"/>
             <w:tcMar>
               <w:top w:w="0" w:type="dxa"/>
               <w:bottom w:w="0" w:type="dxa"/>
@@ -2066,7 +2066,7 @@
               <w:left w:val="none" w:sz="0" w:space="0" w:color="000000"/>
               <w:right w:val="none" w:sz="0" w:space="0" w:color="000000"/>
             </w:tcBorders>
-            <w:shd w:val="clear" w:color="auto" w:fill="E7B9BF"/>
+            <w:shd w:val="clear" w:color="auto" w:fill="FEB754"/>
             <w:tcMar>
               <w:top w:w="0" w:type="dxa"/>
               <w:bottom w:w="0" w:type="dxa"/>
@@ -2119,7 +2119,7 @@
               <w:left w:val="none" w:sz="0" w:space="0" w:color="000000"/>
               <w:right w:val="none" w:sz="0" w:space="0" w:color="000000"/>
             </w:tcBorders>
-            <w:shd w:val="clear" w:color="auto" w:fill="D98D96"/>
+            <w:shd w:val="clear" w:color="auto" w:fill="F77836"/>
             <w:tcMar>
               <w:top w:w="0" w:type="dxa"/>
               <w:bottom w:w="0" w:type="dxa"/>
@@ -2172,7 +2172,7 @@
               <w:left w:val="none" w:sz="0" w:space="0" w:color="000000"/>
               <w:right w:val="none" w:sz="0" w:space="0" w:color="000000"/>
             </w:tcBorders>
-            <w:shd w:val="clear" w:color="auto" w:fill="E4AFB6"/>
+            <w:shd w:val="clear" w:color="auto" w:fill="FDAE4A"/>
             <w:tcMar>
               <w:top w:w="0" w:type="dxa"/>
               <w:bottom w:w="0" w:type="dxa"/>
@@ -2225,7 +2225,7 @@
               <w:left w:val="none" w:sz="0" w:space="0" w:color="000000"/>
               <w:right w:val="none" w:sz="0" w:space="0" w:color="000000"/>
             </w:tcBorders>
-            <w:shd w:val="clear" w:color="auto" w:fill="E6B5BB"/>
+            <w:shd w:val="clear" w:color="auto" w:fill="FEB450"/>
             <w:tcMar>
               <w:top w:w="0" w:type="dxa"/>
               <w:bottom w:w="0" w:type="dxa"/>
@@ -2278,7 +2278,7 @@
               <w:left w:val="none" w:sz="0" w:space="0" w:color="000000"/>
               <w:right w:val="none" w:sz="0" w:space="0" w:color="000000"/>
             </w:tcBorders>
-            <w:shd w:val="clear" w:color="auto" w:fill="E9BDC2"/>
+            <w:shd w:val="clear" w:color="auto" w:fill="FEBA58"/>
             <w:tcMar>
               <w:top w:w="0" w:type="dxa"/>
               <w:bottom w:w="0" w:type="dxa"/>
@@ -2331,7 +2331,7 @@
               <w:left w:val="none" w:sz="0" w:space="0" w:color="000000"/>
               <w:right w:val="none" w:sz="0" w:space="0" w:color="000000"/>
             </w:tcBorders>
-            <w:shd w:val="clear" w:color="auto" w:fill="E6B5BB"/>
+            <w:shd w:val="clear" w:color="auto" w:fill="FEB44F"/>
             <w:tcMar>
               <w:top w:w="0" w:type="dxa"/>
               <w:bottom w:w="0" w:type="dxa"/>
@@ -2384,7 +2384,7 @@
               <w:left w:val="none" w:sz="0" w:space="0" w:color="000000"/>
               <w:right w:val="none" w:sz="0" w:space="0" w:color="000000"/>
             </w:tcBorders>
-            <w:shd w:val="clear" w:color="auto" w:fill="E5B1B7"/>
+            <w:shd w:val="clear" w:color="auto" w:fill="FDB04B"/>
             <w:tcMar>
               <w:top w:w="0" w:type="dxa"/>
               <w:bottom w:w="0" w:type="dxa"/>
@@ -2437,7 +2437,7 @@
               <w:left w:val="none" w:sz="0" w:space="0" w:color="000000"/>
               <w:right w:val="none" w:sz="0" w:space="0" w:color="000000"/>
             </w:tcBorders>
-            <w:shd w:val="clear" w:color="auto" w:fill="E5B1B7"/>
+            <w:shd w:val="clear" w:color="auto" w:fill="FDB04B"/>
             <w:tcMar>
               <w:top w:w="0" w:type="dxa"/>
               <w:bottom w:w="0" w:type="dxa"/>
@@ -2490,7 +2490,7 @@
               <w:left w:val="none" w:sz="0" w:space="0" w:color="000000"/>
               <w:right w:val="none" w:sz="0" w:space="0" w:color="000000"/>
             </w:tcBorders>
-            <w:shd w:val="clear" w:color="auto" w:fill="EAC0C5"/>
+            <w:shd w:val="clear" w:color="auto" w:fill="FEBD5B"/>
             <w:tcMar>
               <w:top w:w="0" w:type="dxa"/>
               <w:bottom w:w="0" w:type="dxa"/>
@@ -2656,7 +2656,7 @@
               <w:left w:val="none" w:sz="0" w:space="0" w:color="000000"/>
               <w:right w:val="none" w:sz="0" w:space="0" w:color="000000"/>
             </w:tcBorders>
-            <w:shd w:val="clear" w:color="auto" w:fill="EAC2C7"/>
+            <w:shd w:val="clear" w:color="auto" w:fill="FEBE5E"/>
             <w:tcMar>
               <w:top w:w="0" w:type="dxa"/>
               <w:bottom w:w="0" w:type="dxa"/>
@@ -2709,7 +2709,7 @@
               <w:left w:val="none" w:sz="0" w:space="0" w:color="000000"/>
               <w:right w:val="none" w:sz="0" w:space="0" w:color="000000"/>
             </w:tcBorders>
-            <w:shd w:val="clear" w:color="auto" w:fill="E7B8BD"/>
+            <w:shd w:val="clear" w:color="auto" w:fill="FEB652"/>
             <w:tcMar>
               <w:top w:w="0" w:type="dxa"/>
               <w:bottom w:w="0" w:type="dxa"/>
@@ -2762,7 +2762,7 @@
               <w:left w:val="none" w:sz="0" w:space="0" w:color="000000"/>
               <w:right w:val="none" w:sz="0" w:space="0" w:color="000000"/>
             </w:tcBorders>
-            <w:shd w:val="clear" w:color="auto" w:fill="EECDD1"/>
+            <w:shd w:val="clear" w:color="auto" w:fill="FEC76A"/>
             <w:tcMar>
               <w:top w:w="0" w:type="dxa"/>
               <w:bottom w:w="0" w:type="dxa"/>
@@ -2815,7 +2815,7 @@
               <w:left w:val="none" w:sz="0" w:space="0" w:color="000000"/>
               <w:right w:val="none" w:sz="0" w:space="0" w:color="000000"/>
             </w:tcBorders>
-            <w:shd w:val="clear" w:color="auto" w:fill="E1A6AD"/>
+            <w:shd w:val="clear" w:color="auto" w:fill="FBA045"/>
             <w:tcMar>
               <w:top w:w="0" w:type="dxa"/>
               <w:bottom w:w="0" w:type="dxa"/>
@@ -2868,7 +2868,7 @@
               <w:left w:val="none" w:sz="0" w:space="0" w:color="000000"/>
               <w:right w:val="none" w:sz="0" w:space="0" w:color="000000"/>
             </w:tcBorders>
-            <w:shd w:val="clear" w:color="auto" w:fill="E9BFC4"/>
+            <w:shd w:val="clear" w:color="auto" w:fill="FEBC5A"/>
             <w:tcMar>
               <w:top w:w="0" w:type="dxa"/>
               <w:bottom w:w="0" w:type="dxa"/>
@@ -2921,7 +2921,7 @@
               <w:left w:val="none" w:sz="0" w:space="0" w:color="000000"/>
               <w:right w:val="none" w:sz="0" w:space="0" w:color="000000"/>
             </w:tcBorders>
-            <w:shd w:val="clear" w:color="auto" w:fill="E9BFC5"/>
+            <w:shd w:val="clear" w:color="auto" w:fill="FEBC5B"/>
             <w:tcMar>
               <w:top w:w="0" w:type="dxa"/>
               <w:bottom w:w="0" w:type="dxa"/>
@@ -2974,7 +2974,7 @@
               <w:left w:val="none" w:sz="0" w:space="0" w:color="000000"/>
               <w:right w:val="none" w:sz="0" w:space="0" w:color="000000"/>
             </w:tcBorders>
-            <w:shd w:val="clear" w:color="auto" w:fill="EFD0D3"/>
+            <w:shd w:val="clear" w:color="auto" w:fill="FEC96C"/>
             <w:tcMar>
               <w:top w:w="0" w:type="dxa"/>
               <w:bottom w:w="0" w:type="dxa"/>
@@ -3027,7 +3027,7 @@
               <w:left w:val="none" w:sz="0" w:space="0" w:color="000000"/>
               <w:right w:val="none" w:sz="0" w:space="0" w:color="000000"/>
             </w:tcBorders>
-            <w:shd w:val="clear" w:color="auto" w:fill="E9BEC3"/>
+            <w:shd w:val="clear" w:color="auto" w:fill="FEBB59"/>
             <w:tcMar>
               <w:top w:w="0" w:type="dxa"/>
               <w:bottom w:w="0" w:type="dxa"/>
@@ -3080,7 +3080,7 @@
               <w:left w:val="none" w:sz="0" w:space="0" w:color="000000"/>
               <w:right w:val="none" w:sz="0" w:space="0" w:color="000000"/>
             </w:tcBorders>
-            <w:shd w:val="clear" w:color="auto" w:fill="F4E0E3"/>
+            <w:shd w:val="clear" w:color="auto" w:fill="FED57F"/>
             <w:tcMar>
               <w:top w:w="0" w:type="dxa"/>
               <w:bottom w:w="0" w:type="dxa"/>
@@ -3133,7 +3133,7 @@
               <w:left w:val="none" w:sz="0" w:space="0" w:color="000000"/>
               <w:right w:val="none" w:sz="0" w:space="0" w:color="000000"/>
             </w:tcBorders>
-            <w:shd w:val="clear" w:color="auto" w:fill="E8BAC0"/>
+            <w:shd w:val="clear" w:color="auto" w:fill="FEB855"/>
             <w:tcMar>
               <w:top w:w="0" w:type="dxa"/>
               <w:bottom w:w="0" w:type="dxa"/>
@@ -3186,7 +3186,7 @@
               <w:left w:val="none" w:sz="0" w:space="0" w:color="000000"/>
               <w:right w:val="none" w:sz="0" w:space="0" w:color="000000"/>
             </w:tcBorders>
-            <w:shd w:val="clear" w:color="auto" w:fill="F6E4E6"/>
+            <w:shd w:val="clear" w:color="auto" w:fill="FED882"/>
             <w:tcMar>
               <w:top w:w="0" w:type="dxa"/>
               <w:bottom w:w="0" w:type="dxa"/>
@@ -3340,7 +3340,7 @@
               <w:left w:val="none" w:sz="0" w:space="0" w:color="000000"/>
               <w:right w:val="none" w:sz="0" w:space="0" w:color="000000"/>
             </w:tcBorders>
-            <w:shd w:val="clear" w:color="auto" w:fill="EECDD1"/>
+            <w:shd w:val="clear" w:color="auto" w:fill="FEC76A"/>
             <w:tcMar>
               <w:top w:w="0" w:type="dxa"/>
               <w:bottom w:w="0" w:type="dxa"/>
@@ -3393,7 +3393,7 @@
               <w:left w:val="none" w:sz="0" w:space="0" w:color="000000"/>
               <w:right w:val="none" w:sz="0" w:space="0" w:color="000000"/>
             </w:tcBorders>
-            <w:shd w:val="clear" w:color="auto" w:fill="E7B7BD"/>
+            <w:shd w:val="clear" w:color="auto" w:fill="FEB651"/>
             <w:tcMar>
               <w:top w:w="0" w:type="dxa"/>
               <w:bottom w:w="0" w:type="dxa"/>
@@ -3446,7 +3446,7 @@
               <w:left w:val="none" w:sz="0" w:space="0" w:color="000000"/>
               <w:right w:val="none" w:sz="0" w:space="0" w:color="000000"/>
             </w:tcBorders>
-            <w:shd w:val="clear" w:color="auto" w:fill="F5E3E5"/>
+            <w:shd w:val="clear" w:color="auto" w:fill="FED781"/>
             <w:tcMar>
               <w:top w:w="0" w:type="dxa"/>
               <w:bottom w:w="0" w:type="dxa"/>
@@ -3499,7 +3499,7 @@
               <w:left w:val="none" w:sz="0" w:space="0" w:color="000000"/>
               <w:right w:val="none" w:sz="0" w:space="0" w:color="000000"/>
             </w:tcBorders>
-            <w:shd w:val="clear" w:color="auto" w:fill="F2D9DC"/>
+            <w:shd w:val="clear" w:color="auto" w:fill="FED076"/>
             <w:tcMar>
               <w:top w:w="0" w:type="dxa"/>
               <w:bottom w:w="0" w:type="dxa"/>
@@ -3552,7 +3552,7 @@
               <w:left w:val="none" w:sz="0" w:space="0" w:color="000000"/>
               <w:right w:val="none" w:sz="0" w:space="0" w:color="000000"/>
             </w:tcBorders>
-            <w:shd w:val="clear" w:color="auto" w:fill="EBC3C8"/>
+            <w:shd w:val="clear" w:color="auto" w:fill="FEBF5F"/>
             <w:tcMar>
               <w:top w:w="0" w:type="dxa"/>
               <w:bottom w:w="0" w:type="dxa"/>
@@ -3605,7 +3605,7 @@
               <w:left w:val="none" w:sz="0" w:space="0" w:color="000000"/>
               <w:right w:val="none" w:sz="0" w:space="0" w:color="000000"/>
             </w:tcBorders>
-            <w:shd w:val="clear" w:color="auto" w:fill="EDCBCF"/>
+            <w:shd w:val="clear" w:color="auto" w:fill="FEC567"/>
             <w:tcMar>
               <w:top w:w="0" w:type="dxa"/>
               <w:bottom w:w="0" w:type="dxa"/>
@@ -3658,7 +3658,7 @@
               <w:left w:val="none" w:sz="0" w:space="0" w:color="000000"/>
               <w:right w:val="none" w:sz="0" w:space="0" w:color="000000"/>
             </w:tcBorders>
-            <w:shd w:val="clear" w:color="auto" w:fill="F1D6DA"/>
+            <w:shd w:val="clear" w:color="auto" w:fill="FECE74"/>
             <w:tcMar>
               <w:top w:w="0" w:type="dxa"/>
               <w:bottom w:w="0" w:type="dxa"/>
@@ -3711,7 +3711,7 @@
               <w:left w:val="none" w:sz="0" w:space="0" w:color="000000"/>
               <w:right w:val="none" w:sz="0" w:space="0" w:color="000000"/>
             </w:tcBorders>
-            <w:shd w:val="clear" w:color="auto" w:fill="EDCACE"/>
+            <w:shd w:val="clear" w:color="auto" w:fill="FEC466"/>
             <w:tcMar>
               <w:top w:w="0" w:type="dxa"/>
               <w:bottom w:w="0" w:type="dxa"/>
@@ -3764,7 +3764,7 @@
               <w:left w:val="none" w:sz="0" w:space="0" w:color="000000"/>
               <w:right w:val="none" w:sz="0" w:space="0" w:color="000000"/>
             </w:tcBorders>
-            <w:shd w:val="clear" w:color="auto" w:fill="F4E0E3"/>
+            <w:shd w:val="clear" w:color="auto" w:fill="FED57F"/>
             <w:tcMar>
               <w:top w:w="0" w:type="dxa"/>
               <w:bottom w:w="0" w:type="dxa"/>
@@ -3817,7 +3817,7 @@
               <w:left w:val="none" w:sz="0" w:space="0" w:color="000000"/>
               <w:right w:val="none" w:sz="0" w:space="0" w:color="000000"/>
             </w:tcBorders>
-            <w:shd w:val="clear" w:color="auto" w:fill="ECC8CC"/>
+            <w:shd w:val="clear" w:color="auto" w:fill="FEC364"/>
             <w:tcMar>
               <w:top w:w="0" w:type="dxa"/>
               <w:bottom w:w="0" w:type="dxa"/>
@@ -3870,7 +3870,7 @@
               <w:left w:val="none" w:sz="0" w:space="0" w:color="000000"/>
               <w:right w:val="none" w:sz="0" w:space="0" w:color="000000"/>
             </w:tcBorders>
-            <w:shd w:val="clear" w:color="auto" w:fill="F4E0E3"/>
+            <w:shd w:val="clear" w:color="auto" w:fill="FED57F"/>
             <w:tcMar>
               <w:top w:w="0" w:type="dxa"/>
               <w:bottom w:w="0" w:type="dxa"/>
@@ -4036,7 +4036,7 @@
               <w:left w:val="none" w:sz="0" w:space="0" w:color="000000"/>
               <w:right w:val="none" w:sz="0" w:space="0" w:color="000000"/>
             </w:tcBorders>
-            <w:shd w:val="clear" w:color="auto" w:fill="DE9CA4"/>
+            <w:shd w:val="clear" w:color="auto" w:fill="FA903F"/>
             <w:tcMar>
               <w:top w:w="0" w:type="dxa"/>
               <w:bottom w:w="0" w:type="dxa"/>
@@ -4089,7 +4089,7 @@
               <w:left w:val="none" w:sz="0" w:space="0" w:color="000000"/>
               <w:right w:val="none" w:sz="0" w:space="0" w:color="000000"/>
             </w:tcBorders>
-            <w:shd w:val="clear" w:color="auto" w:fill="DA9099"/>
+            <w:shd w:val="clear" w:color="auto" w:fill="F77D38"/>
             <w:tcMar>
               <w:top w:w="0" w:type="dxa"/>
               <w:bottom w:w="0" w:type="dxa"/>
@@ -4142,7 +4142,7 @@
               <w:left w:val="none" w:sz="0" w:space="0" w:color="000000"/>
               <w:right w:val="none" w:sz="0" w:space="0" w:color="000000"/>
             </w:tcBorders>
-            <w:shd w:val="clear" w:color="auto" w:fill="E1A7AF"/>
+            <w:shd w:val="clear" w:color="auto" w:fill="FCA246"/>
             <w:tcMar>
               <w:top w:w="0" w:type="dxa"/>
               <w:bottom w:w="0" w:type="dxa"/>
@@ -4195,7 +4195,7 @@
               <w:left w:val="none" w:sz="0" w:space="0" w:color="000000"/>
               <w:right w:val="none" w:sz="0" w:space="0" w:color="000000"/>
             </w:tcBorders>
-            <w:shd w:val="clear" w:color="auto" w:fill="C85A68"/>
+            <w:shd w:val="clear" w:color="auto" w:fill="E73621"/>
             <w:tcMar>
               <w:top w:w="0" w:type="dxa"/>
               <w:bottom w:w="0" w:type="dxa"/>
@@ -4248,7 +4248,7 @@
               <w:left w:val="none" w:sz="0" w:space="0" w:color="000000"/>
               <w:right w:val="none" w:sz="0" w:space="0" w:color="000000"/>
             </w:tcBorders>
-            <w:shd w:val="clear" w:color="auto" w:fill="DB939C"/>
+            <w:shd w:val="clear" w:color="auto" w:fill="F8823A"/>
             <w:tcMar>
               <w:top w:w="0" w:type="dxa"/>
               <w:bottom w:w="0" w:type="dxa"/>
@@ -4301,7 +4301,7 @@
               <w:left w:val="none" w:sz="0" w:space="0" w:color="000000"/>
               <w:right w:val="none" w:sz="0" w:space="0" w:color="000000"/>
             </w:tcBorders>
-            <w:shd w:val="clear" w:color="auto" w:fill="DD99A1"/>
+            <w:shd w:val="clear" w:color="auto" w:fill="F98B3D"/>
             <w:tcMar>
               <w:top w:w="0" w:type="dxa"/>
               <w:bottom w:w="0" w:type="dxa"/>
@@ -4354,7 +4354,7 @@
               <w:left w:val="none" w:sz="0" w:space="0" w:color="000000"/>
               <w:right w:val="none" w:sz="0" w:space="0" w:color="000000"/>
             </w:tcBorders>
-            <w:shd w:val="clear" w:color="auto" w:fill="E5B2B9"/>
+            <w:shd w:val="clear" w:color="auto" w:fill="FEB24C"/>
             <w:tcMar>
               <w:top w:w="0" w:type="dxa"/>
               <w:bottom w:w="0" w:type="dxa"/>
@@ -4407,7 +4407,7 @@
               <w:left w:val="none" w:sz="0" w:space="0" w:color="000000"/>
               <w:right w:val="none" w:sz="0" w:space="0" w:color="000000"/>
             </w:tcBorders>
-            <w:shd w:val="clear" w:color="auto" w:fill="DD9AA2"/>
+            <w:shd w:val="clear" w:color="auto" w:fill="F98D3E"/>
             <w:tcMar>
               <w:top w:w="0" w:type="dxa"/>
               <w:bottom w:w="0" w:type="dxa"/>
@@ -4460,7 +4460,7 @@
               <w:left w:val="none" w:sz="0" w:space="0" w:color="000000"/>
               <w:right w:val="none" w:sz="0" w:space="0" w:color="000000"/>
             </w:tcBorders>
-            <w:shd w:val="clear" w:color="auto" w:fill="E2A8AF"/>
+            <w:shd w:val="clear" w:color="auto" w:fill="FCA346"/>
             <w:tcMar>
               <w:top w:w="0" w:type="dxa"/>
               <w:bottom w:w="0" w:type="dxa"/>
@@ -4513,7 +4513,7 @@
               <w:left w:val="none" w:sz="0" w:space="0" w:color="000000"/>
               <w:right w:val="none" w:sz="0" w:space="0" w:color="000000"/>
             </w:tcBorders>
-            <w:shd w:val="clear" w:color="auto" w:fill="DC969E"/>
+            <w:shd w:val="clear" w:color="auto" w:fill="F8873C"/>
             <w:tcMar>
               <w:top w:w="0" w:type="dxa"/>
               <w:bottom w:w="0" w:type="dxa"/>
@@ -4566,7 +4566,7 @@
               <w:left w:val="none" w:sz="0" w:space="0" w:color="000000"/>
               <w:right w:val="none" w:sz="0" w:space="0" w:color="000000"/>
             </w:tcBorders>
-            <w:shd w:val="clear" w:color="auto" w:fill="E5B2B8"/>
+            <w:shd w:val="clear" w:color="auto" w:fill="FEB24C"/>
             <w:tcMar>
               <w:top w:w="0" w:type="dxa"/>
               <w:bottom w:w="0" w:type="dxa"/>
@@ -4720,7 +4720,7 @@
               <w:left w:val="none" w:sz="0" w:space="0" w:color="000000"/>
               <w:right w:val="none" w:sz="0" w:space="0" w:color="000000"/>
             </w:tcBorders>
-            <w:shd w:val="clear" w:color="auto" w:fill="EECDD1"/>
+            <w:shd w:val="clear" w:color="auto" w:fill="FEC76A"/>
             <w:tcMar>
               <w:top w:w="0" w:type="dxa"/>
               <w:bottom w:w="0" w:type="dxa"/>
@@ -4773,7 +4773,7 @@
               <w:left w:val="none" w:sz="0" w:space="0" w:color="000000"/>
               <w:right w:val="none" w:sz="0" w:space="0" w:color="000000"/>
             </w:tcBorders>
-            <w:shd w:val="clear" w:color="auto" w:fill="EAC1C6"/>
+            <w:shd w:val="clear" w:color="auto" w:fill="FEBD5C"/>
             <w:tcMar>
               <w:top w:w="0" w:type="dxa"/>
               <w:bottom w:w="0" w:type="dxa"/>
@@ -4826,7 +4826,7 @@
               <w:left w:val="none" w:sz="0" w:space="0" w:color="000000"/>
               <w:right w:val="none" w:sz="0" w:space="0" w:color="000000"/>
             </w:tcBorders>
-            <w:shd w:val="clear" w:color="auto" w:fill="F2D9DC"/>
+            <w:shd w:val="clear" w:color="auto" w:fill="FED076"/>
             <w:tcMar>
               <w:top w:w="0" w:type="dxa"/>
               <w:bottom w:w="0" w:type="dxa"/>
@@ -4879,7 +4879,7 @@
               <w:left w:val="none" w:sz="0" w:space="0" w:color="000000"/>
               <w:right w:val="none" w:sz="0" w:space="0" w:color="000000"/>
             </w:tcBorders>
-            <w:shd w:val="clear" w:color="auto" w:fill="EECCD0"/>
+            <w:shd w:val="clear" w:color="auto" w:fill="FEC668"/>
             <w:tcMar>
               <w:top w:w="0" w:type="dxa"/>
               <w:bottom w:w="0" w:type="dxa"/>
@@ -4932,7 +4932,7 @@
               <w:left w:val="none" w:sz="0" w:space="0" w:color="000000"/>
               <w:right w:val="none" w:sz="0" w:space="0" w:color="000000"/>
             </w:tcBorders>
-            <w:shd w:val="clear" w:color="auto" w:fill="E9BFC4"/>
+            <w:shd w:val="clear" w:color="auto" w:fill="FEBC5A"/>
             <w:tcMar>
               <w:top w:w="0" w:type="dxa"/>
               <w:bottom w:w="0" w:type="dxa"/>
@@ -4985,7 +4985,7 @@
               <w:left w:val="none" w:sz="0" w:space="0" w:color="000000"/>
               <w:right w:val="none" w:sz="0" w:space="0" w:color="000000"/>
             </w:tcBorders>
-            <w:shd w:val="clear" w:color="auto" w:fill="EECED2"/>
+            <w:shd w:val="clear" w:color="auto" w:fill="FEC76B"/>
             <w:tcMar>
               <w:top w:w="0" w:type="dxa"/>
               <w:bottom w:w="0" w:type="dxa"/>
@@ -5038,7 +5038,7 @@
               <w:left w:val="none" w:sz="0" w:space="0" w:color="000000"/>
               <w:right w:val="none" w:sz="0" w:space="0" w:color="000000"/>
             </w:tcBorders>
-            <w:shd w:val="clear" w:color="auto" w:fill="F2D8DB"/>
+            <w:shd w:val="clear" w:color="auto" w:fill="FECF76"/>
             <w:tcMar>
               <w:top w:w="0" w:type="dxa"/>
               <w:bottom w:w="0" w:type="dxa"/>
@@ -5091,7 +5091,7 @@
               <w:left w:val="none" w:sz="0" w:space="0" w:color="000000"/>
               <w:right w:val="none" w:sz="0" w:space="0" w:color="000000"/>
             </w:tcBorders>
-            <w:shd w:val="clear" w:color="auto" w:fill="EECED2"/>
+            <w:shd w:val="clear" w:color="auto" w:fill="FEC76B"/>
             <w:tcMar>
               <w:top w:w="0" w:type="dxa"/>
               <w:bottom w:w="0" w:type="dxa"/>
@@ -5144,7 +5144,7 @@
               <w:left w:val="none" w:sz="0" w:space="0" w:color="000000"/>
               <w:right w:val="none" w:sz="0" w:space="0" w:color="000000"/>
             </w:tcBorders>
-            <w:shd w:val="clear" w:color="auto" w:fill="ECC6CB"/>
+            <w:shd w:val="clear" w:color="auto" w:fill="FEC162"/>
             <w:tcMar>
               <w:top w:w="0" w:type="dxa"/>
               <w:bottom w:w="0" w:type="dxa"/>
@@ -5197,7 +5197,7 @@
               <w:left w:val="none" w:sz="0" w:space="0" w:color="000000"/>
               <w:right w:val="none" w:sz="0" w:space="0" w:color="000000"/>
             </w:tcBorders>
-            <w:shd w:val="clear" w:color="auto" w:fill="EECDD1"/>
+            <w:shd w:val="clear" w:color="auto" w:fill="FEC76A"/>
             <w:tcMar>
               <w:top w:w="0" w:type="dxa"/>
               <w:bottom w:w="0" w:type="dxa"/>
@@ -5250,7 +5250,7 @@
               <w:left w:val="none" w:sz="0" w:space="0" w:color="000000"/>
               <w:right w:val="none" w:sz="0" w:space="0" w:color="000000"/>
             </w:tcBorders>
-            <w:shd w:val="clear" w:color="auto" w:fill="EECCD0"/>
+            <w:shd w:val="clear" w:color="auto" w:fill="FEC668"/>
             <w:tcMar>
               <w:top w:w="0" w:type="dxa"/>
               <w:bottom w:w="0" w:type="dxa"/>
@@ -5415,7 +5415,60 @@
               <w:left w:val="none" w:sz="0" w:space="0" w:color="000000"/>
               <w:right w:val="none" w:sz="0" w:space="0" w:color="000000"/>
             </w:tcBorders>
-            <w:shd w:val="clear" w:color="auto" w:fill="CE6D79"/>
+            <w:shd w:val="clear" w:color="auto" w:fill="F14824"/>
+            <w:tcMar>
+              <w:top w:w="0" w:type="dxa"/>
+              <w:bottom w:w="0" w:type="dxa"/>
+              <w:left w:w="0" w:type="dxa"/>
+              <w:right w:w="0" w:type="dxa"/>
+            </w:tcMar>
+            <w:vAlign w:val="center"/>
+          </w:tcPr>
+          <w:p>
+            <w:pPr>
+              <w:pStyle w:val="Normal"/>
+              <w:jc w:val="center"/>
+              <w:pBdr>
+                <w:bottom w:val="none" w:sz="0" w:space="0" w:color="000000"/>
+                <w:top w:val="none" w:sz="0" w:space="0" w:color="000000"/>
+                <w:left w:val="none" w:sz="0" w:space="0" w:color="000000"/>
+                <w:right w:val="none" w:sz="0" w:space="0" w:color="000000"/>
+              </w:pBdr>
+              <w:spacing w:after="100" w:before="100" w:line="240"/>
+              <w:ind w:left="100" w:right="100" w:firstLine="0" w:firstLineChars="0"/>
+              <w:rPr>
+                <w:rFonts w:ascii="Helvetica" w:hAnsi="Helvetica" w:eastAsia="Helvetica" w:cs="Helvetica"/>
+                <w:i w:val="false"/>
+                <w:b w:val="false"/>
+                <w:u w:val="none"/>
+                <w:sz w:val="18"/>
+                <w:szCs w:val="18"/>
+                <w:color w:val="000000"/>
+              </w:rPr>
+            </w:pPr>
+            <w:r>
+              <w:rPr>
+                <w:rFonts w:ascii="Helvetica" w:hAnsi="Helvetica" w:eastAsia="Helvetica" w:cs="Helvetica"/>
+                <w:i w:val="false"/>
+                <w:b w:val="false"/>
+                <w:u w:val="none"/>
+                <w:sz w:val="18"/>
+                <w:szCs w:val="18"/>
+                <w:color w:val="000000"/>
+              </w:rPr>
+              <w:t xml:space="preserve">18.9</w:t>
+            </w:r>
+          </w:p>
+        </w:tc>
+        <w:tc>
+          <w:tcPr>
+            <w:tcBorders>
+              <w:bottom w:val="none" w:sz="0" w:space="0" w:color="000000"/>
+              <w:top w:val="none" w:sz="0" w:space="0" w:color="000000"/>
+              <w:left w:val="none" w:sz="0" w:space="0" w:color="000000"/>
+              <w:right w:val="none" w:sz="0" w:space="0" w:color="000000"/>
+            </w:tcBorders>
+            <w:shd w:val="clear" w:color="auto" w:fill="CD2726"/>
             <w:tcMar>
               <w:top w:w="0" w:type="dxa"/>
               <w:bottom w:w="0" w:type="dxa"/>
@@ -5456,19 +5509,231 @@
                 <w:szCs w:val="18"/>
                 <w:color w:val="FFFFFF"/>
               </w:rPr>
-              <w:t xml:space="preserve">18.9</w:t>
-            </w:r>
-          </w:p>
-        </w:tc>
-        <w:tc>
-          <w:tcPr>
-            <w:tcBorders>
-              <w:bottom w:val="none" w:sz="0" w:space="0" w:color="000000"/>
-              <w:top w:val="none" w:sz="0" w:space="0" w:color="000000"/>
-              <w:left w:val="none" w:sz="0" w:space="0" w:color="000000"/>
-              <w:right w:val="none" w:sz="0" w:space="0" w:color="000000"/>
-            </w:tcBorders>
-            <w:shd w:val="clear" w:color="auto" w:fill="BD394A"/>
+              <w:t xml:space="preserve">25.6</w:t>
+            </w:r>
+          </w:p>
+        </w:tc>
+        <w:tc>
+          <w:tcPr>
+            <w:tcBorders>
+              <w:bottom w:val="none" w:sz="0" w:space="0" w:color="000000"/>
+              <w:top w:val="none" w:sz="0" w:space="0" w:color="000000"/>
+              <w:left w:val="none" w:sz="0" w:space="0" w:color="000000"/>
+              <w:right w:val="none" w:sz="0" w:space="0" w:color="000000"/>
+            </w:tcBorders>
+            <w:shd w:val="clear" w:color="auto" w:fill="FA9541"/>
+            <w:tcMar>
+              <w:top w:w="0" w:type="dxa"/>
+              <w:bottom w:w="0" w:type="dxa"/>
+              <w:left w:w="0" w:type="dxa"/>
+              <w:right w:w="0" w:type="dxa"/>
+            </w:tcMar>
+            <w:vAlign w:val="center"/>
+          </w:tcPr>
+          <w:p>
+            <w:pPr>
+              <w:pStyle w:val="Normal"/>
+              <w:jc w:val="center"/>
+              <w:pBdr>
+                <w:bottom w:val="none" w:sz="0" w:space="0" w:color="000000"/>
+                <w:top w:val="none" w:sz="0" w:space="0" w:color="000000"/>
+                <w:left w:val="none" w:sz="0" w:space="0" w:color="000000"/>
+                <w:right w:val="none" w:sz="0" w:space="0" w:color="000000"/>
+              </w:pBdr>
+              <w:spacing w:after="100" w:before="100" w:line="240"/>
+              <w:ind w:left="100" w:right="100" w:firstLine="0" w:firstLineChars="0"/>
+              <w:rPr>
+                <w:rFonts w:ascii="Helvetica" w:hAnsi="Helvetica" w:eastAsia="Helvetica" w:cs="Helvetica"/>
+                <w:i w:val="false"/>
+                <w:b w:val="false"/>
+                <w:u w:val="none"/>
+                <w:sz w:val="18"/>
+                <w:szCs w:val="18"/>
+                <w:color w:val="000000"/>
+              </w:rPr>
+            </w:pPr>
+            <w:r>
+              <w:rPr>
+                <w:rFonts w:ascii="Helvetica" w:hAnsi="Helvetica" w:eastAsia="Helvetica" w:cs="Helvetica"/>
+                <w:i w:val="false"/>
+                <w:b w:val="false"/>
+                <w:u w:val="none"/>
+                <w:sz w:val="18"/>
+                <w:szCs w:val="18"/>
+                <w:color w:val="000000"/>
+              </w:rPr>
+              <w:t xml:space="preserve">12.4</w:t>
+            </w:r>
+          </w:p>
+        </w:tc>
+        <w:tc>
+          <w:tcPr>
+            <w:tcBorders>
+              <w:bottom w:val="none" w:sz="0" w:space="0" w:color="000000"/>
+              <w:top w:val="none" w:sz="0" w:space="0" w:color="000000"/>
+              <w:left w:val="none" w:sz="0" w:space="0" w:color="000000"/>
+              <w:right w:val="none" w:sz="0" w:space="0" w:color="000000"/>
+            </w:tcBorders>
+            <w:shd w:val="clear" w:color="auto" w:fill="F98D3E"/>
+            <w:tcMar>
+              <w:top w:w="0" w:type="dxa"/>
+              <w:bottom w:w="0" w:type="dxa"/>
+              <w:left w:w="0" w:type="dxa"/>
+              <w:right w:w="0" w:type="dxa"/>
+            </w:tcMar>
+            <w:vAlign w:val="center"/>
+          </w:tcPr>
+          <w:p>
+            <w:pPr>
+              <w:pStyle w:val="Normal"/>
+              <w:jc w:val="center"/>
+              <w:pBdr>
+                <w:bottom w:val="none" w:sz="0" w:space="0" w:color="000000"/>
+                <w:top w:val="none" w:sz="0" w:space="0" w:color="000000"/>
+                <w:left w:val="none" w:sz="0" w:space="0" w:color="000000"/>
+                <w:right w:val="none" w:sz="0" w:space="0" w:color="000000"/>
+              </w:pBdr>
+              <w:spacing w:after="100" w:before="100" w:line="240"/>
+              <w:ind w:left="100" w:right="100" w:firstLine="0" w:firstLineChars="0"/>
+              <w:rPr>
+                <w:rFonts w:ascii="Helvetica" w:hAnsi="Helvetica" w:eastAsia="Helvetica" w:cs="Helvetica"/>
+                <w:i w:val="false"/>
+                <w:b w:val="false"/>
+                <w:u w:val="none"/>
+                <w:sz w:val="18"/>
+                <w:szCs w:val="18"/>
+                <w:color w:val="000000"/>
+              </w:rPr>
+            </w:pPr>
+            <w:r>
+              <w:rPr>
+                <w:rFonts w:ascii="Helvetica" w:hAnsi="Helvetica" w:eastAsia="Helvetica" w:cs="Helvetica"/>
+                <w:i w:val="false"/>
+                <w:b w:val="false"/>
+                <w:u w:val="none"/>
+                <w:sz w:val="18"/>
+                <w:szCs w:val="18"/>
+                <w:color w:val="000000"/>
+              </w:rPr>
+              <w:t xml:space="preserve">13.1</w:t>
+            </w:r>
+          </w:p>
+        </w:tc>
+        <w:tc>
+          <w:tcPr>
+            <w:tcBorders>
+              <w:bottom w:val="none" w:sz="0" w:space="0" w:color="000000"/>
+              <w:top w:val="none" w:sz="0" w:space="0" w:color="000000"/>
+              <w:left w:val="none" w:sz="0" w:space="0" w:color="000000"/>
+              <w:right w:val="none" w:sz="0" w:space="0" w:color="000000"/>
+            </w:tcBorders>
+            <w:shd w:val="clear" w:color="auto" w:fill="F8853B"/>
+            <w:tcMar>
+              <w:top w:w="0" w:type="dxa"/>
+              <w:bottom w:w="0" w:type="dxa"/>
+              <w:left w:w="0" w:type="dxa"/>
+              <w:right w:w="0" w:type="dxa"/>
+            </w:tcMar>
+            <w:vAlign w:val="center"/>
+          </w:tcPr>
+          <w:p>
+            <w:pPr>
+              <w:pStyle w:val="Normal"/>
+              <w:jc w:val="center"/>
+              <w:pBdr>
+                <w:bottom w:val="none" w:sz="0" w:space="0" w:color="000000"/>
+                <w:top w:val="none" w:sz="0" w:space="0" w:color="000000"/>
+                <w:left w:val="none" w:sz="0" w:space="0" w:color="000000"/>
+                <w:right w:val="none" w:sz="0" w:space="0" w:color="000000"/>
+              </w:pBdr>
+              <w:spacing w:after="100" w:before="100" w:line="240"/>
+              <w:ind w:left="100" w:right="100" w:firstLine="0" w:firstLineChars="0"/>
+              <w:rPr>
+                <w:rFonts w:ascii="Helvetica" w:hAnsi="Helvetica" w:eastAsia="Helvetica" w:cs="Helvetica"/>
+                <w:i w:val="false"/>
+                <w:b w:val="false"/>
+                <w:u w:val="none"/>
+                <w:sz w:val="18"/>
+                <w:szCs w:val="18"/>
+                <w:color w:val="000000"/>
+              </w:rPr>
+            </w:pPr>
+            <w:r>
+              <w:rPr>
+                <w:rFonts w:ascii="Helvetica" w:hAnsi="Helvetica" w:eastAsia="Helvetica" w:cs="Helvetica"/>
+                <w:i w:val="false"/>
+                <w:b w:val="false"/>
+                <w:u w:val="none"/>
+                <w:sz w:val="18"/>
+                <w:szCs w:val="18"/>
+                <w:color w:val="000000"/>
+              </w:rPr>
+              <w:t xml:space="preserve">13.7</w:t>
+            </w:r>
+          </w:p>
+        </w:tc>
+        <w:tc>
+          <w:tcPr>
+            <w:tcBorders>
+              <w:bottom w:val="none" w:sz="0" w:space="0" w:color="000000"/>
+              <w:top w:val="none" w:sz="0" w:space="0" w:color="000000"/>
+              <w:left w:val="none" w:sz="0" w:space="0" w:color="000000"/>
+              <w:right w:val="none" w:sz="0" w:space="0" w:color="000000"/>
+            </w:tcBorders>
+            <w:shd w:val="clear" w:color="auto" w:fill="F3572A"/>
+            <w:tcMar>
+              <w:top w:w="0" w:type="dxa"/>
+              <w:bottom w:w="0" w:type="dxa"/>
+              <w:left w:w="0" w:type="dxa"/>
+              <w:right w:w="0" w:type="dxa"/>
+            </w:tcMar>
+            <w:vAlign w:val="center"/>
+          </w:tcPr>
+          <w:p>
+            <w:pPr>
+              <w:pStyle w:val="Normal"/>
+              <w:jc w:val="center"/>
+              <w:pBdr>
+                <w:bottom w:val="none" w:sz="0" w:space="0" w:color="000000"/>
+                <w:top w:val="none" w:sz="0" w:space="0" w:color="000000"/>
+                <w:left w:val="none" w:sz="0" w:space="0" w:color="000000"/>
+                <w:right w:val="none" w:sz="0" w:space="0" w:color="000000"/>
+              </w:pBdr>
+              <w:spacing w:after="100" w:before="100" w:line="240"/>
+              <w:ind w:left="100" w:right="100" w:firstLine="0" w:firstLineChars="0"/>
+              <w:rPr>
+                <w:rFonts w:ascii="Helvetica" w:hAnsi="Helvetica" w:eastAsia="Helvetica" w:cs="Helvetica"/>
+                <w:i w:val="false"/>
+                <w:b w:val="false"/>
+                <w:u w:val="none"/>
+                <w:sz w:val="18"/>
+                <w:szCs w:val="18"/>
+                <w:color w:val="000000"/>
+              </w:rPr>
+            </w:pPr>
+            <w:r>
+              <w:rPr>
+                <w:rFonts w:ascii="Helvetica" w:hAnsi="Helvetica" w:eastAsia="Helvetica" w:cs="Helvetica"/>
+                <w:i w:val="false"/>
+                <w:b w:val="false"/>
+                <w:u w:val="none"/>
+                <w:sz w:val="18"/>
+                <w:szCs w:val="18"/>
+                <w:color w:val="000000"/>
+              </w:rPr>
+              <w:t xml:space="preserve">17.6</w:t>
+            </w:r>
+          </w:p>
+        </w:tc>
+        <w:tc>
+          <w:tcPr>
+            <w:tcBorders>
+              <w:bottom w:val="none" w:sz="0" w:space="0" w:color="000000"/>
+              <w:top w:val="none" w:sz="0" w:space="0" w:color="000000"/>
+              <w:left w:val="none" w:sz="0" w:space="0" w:color="000000"/>
+              <w:right w:val="none" w:sz="0" w:space="0" w:color="000000"/>
+            </w:tcBorders>
+            <w:shd w:val="clear" w:color="auto" w:fill="CB2626"/>
             <w:tcMar>
               <w:top w:w="0" w:type="dxa"/>
               <w:bottom w:w="0" w:type="dxa"/>
@@ -5509,231 +5774,125 @@
                 <w:szCs w:val="18"/>
                 <w:color w:val="FFFFFF"/>
               </w:rPr>
-              <w:t xml:space="preserve">25.6</w:t>
-            </w:r>
-          </w:p>
-        </w:tc>
-        <w:tc>
-          <w:tcPr>
-            <w:tcBorders>
-              <w:bottom w:val="none" w:sz="0" w:space="0" w:color="000000"/>
-              <w:top w:val="none" w:sz="0" w:space="0" w:color="000000"/>
-              <w:left w:val="none" w:sz="0" w:space="0" w:color="000000"/>
-              <w:right w:val="none" w:sz="0" w:space="0" w:color="000000"/>
-            </w:tcBorders>
-            <w:shd w:val="clear" w:color="auto" w:fill="DF9FA7"/>
-            <w:tcMar>
-              <w:top w:w="0" w:type="dxa"/>
-              <w:bottom w:w="0" w:type="dxa"/>
-              <w:left w:w="0" w:type="dxa"/>
-              <w:right w:w="0" w:type="dxa"/>
-            </w:tcMar>
-            <w:vAlign w:val="center"/>
-          </w:tcPr>
-          <w:p>
-            <w:pPr>
-              <w:pStyle w:val="Normal"/>
-              <w:jc w:val="center"/>
-              <w:pBdr>
-                <w:bottom w:val="none" w:sz="0" w:space="0" w:color="000000"/>
-                <w:top w:val="none" w:sz="0" w:space="0" w:color="000000"/>
-                <w:left w:val="none" w:sz="0" w:space="0" w:color="000000"/>
-                <w:right w:val="none" w:sz="0" w:space="0" w:color="000000"/>
-              </w:pBdr>
-              <w:spacing w:after="100" w:before="100" w:line="240"/>
-              <w:ind w:left="100" w:right="100" w:firstLine="0" w:firstLineChars="0"/>
-              <w:rPr>
-                <w:rFonts w:ascii="Helvetica" w:hAnsi="Helvetica" w:eastAsia="Helvetica" w:cs="Helvetica"/>
-                <w:i w:val="false"/>
-                <w:b w:val="false"/>
-                <w:u w:val="none"/>
-                <w:sz w:val="18"/>
-                <w:szCs w:val="18"/>
-                <w:color w:val="000000"/>
-              </w:rPr>
-            </w:pPr>
-            <w:r>
-              <w:rPr>
-                <w:rFonts w:ascii="Helvetica" w:hAnsi="Helvetica" w:eastAsia="Helvetica" w:cs="Helvetica"/>
-                <w:i w:val="false"/>
-                <w:b w:val="false"/>
-                <w:u w:val="none"/>
-                <w:sz w:val="18"/>
-                <w:szCs w:val="18"/>
-                <w:color w:val="000000"/>
-              </w:rPr>
-              <w:t xml:space="preserve">12.4</w:t>
-            </w:r>
-          </w:p>
-        </w:tc>
-        <w:tc>
-          <w:tcPr>
-            <w:tcBorders>
-              <w:bottom w:val="none" w:sz="0" w:space="0" w:color="000000"/>
-              <w:top w:val="none" w:sz="0" w:space="0" w:color="000000"/>
-              <w:left w:val="none" w:sz="0" w:space="0" w:color="000000"/>
-              <w:right w:val="none" w:sz="0" w:space="0" w:color="000000"/>
-            </w:tcBorders>
-            <w:shd w:val="clear" w:color="auto" w:fill="DD9AA2"/>
-            <w:tcMar>
-              <w:top w:w="0" w:type="dxa"/>
-              <w:bottom w:w="0" w:type="dxa"/>
-              <w:left w:w="0" w:type="dxa"/>
-              <w:right w:w="0" w:type="dxa"/>
-            </w:tcMar>
-            <w:vAlign w:val="center"/>
-          </w:tcPr>
-          <w:p>
-            <w:pPr>
-              <w:pStyle w:val="Normal"/>
-              <w:jc w:val="center"/>
-              <w:pBdr>
-                <w:bottom w:val="none" w:sz="0" w:space="0" w:color="000000"/>
-                <w:top w:val="none" w:sz="0" w:space="0" w:color="000000"/>
-                <w:left w:val="none" w:sz="0" w:space="0" w:color="000000"/>
-                <w:right w:val="none" w:sz="0" w:space="0" w:color="000000"/>
-              </w:pBdr>
-              <w:spacing w:after="100" w:before="100" w:line="240"/>
-              <w:ind w:left="100" w:right="100" w:firstLine="0" w:firstLineChars="0"/>
-              <w:rPr>
-                <w:rFonts w:ascii="Helvetica" w:hAnsi="Helvetica" w:eastAsia="Helvetica" w:cs="Helvetica"/>
-                <w:i w:val="false"/>
-                <w:b w:val="false"/>
-                <w:u w:val="none"/>
-                <w:sz w:val="18"/>
-                <w:szCs w:val="18"/>
-                <w:color w:val="000000"/>
-              </w:rPr>
-            </w:pPr>
-            <w:r>
-              <w:rPr>
-                <w:rFonts w:ascii="Helvetica" w:hAnsi="Helvetica" w:eastAsia="Helvetica" w:cs="Helvetica"/>
-                <w:i w:val="false"/>
-                <w:b w:val="false"/>
-                <w:u w:val="none"/>
-                <w:sz w:val="18"/>
-                <w:szCs w:val="18"/>
-                <w:color w:val="000000"/>
-              </w:rPr>
-              <w:t xml:space="preserve">13.1</w:t>
-            </w:r>
-          </w:p>
-        </w:tc>
-        <w:tc>
-          <w:tcPr>
-            <w:tcBorders>
-              <w:bottom w:val="none" w:sz="0" w:space="0" w:color="000000"/>
-              <w:top w:val="none" w:sz="0" w:space="0" w:color="000000"/>
-              <w:left w:val="none" w:sz="0" w:space="0" w:color="000000"/>
-              <w:right w:val="none" w:sz="0" w:space="0" w:color="000000"/>
-            </w:tcBorders>
-            <w:shd w:val="clear" w:color="auto" w:fill="DB959E"/>
-            <w:tcMar>
-              <w:top w:w="0" w:type="dxa"/>
-              <w:bottom w:w="0" w:type="dxa"/>
-              <w:left w:w="0" w:type="dxa"/>
-              <w:right w:w="0" w:type="dxa"/>
-            </w:tcMar>
-            <w:vAlign w:val="center"/>
-          </w:tcPr>
-          <w:p>
-            <w:pPr>
-              <w:pStyle w:val="Normal"/>
-              <w:jc w:val="center"/>
-              <w:pBdr>
-                <w:bottom w:val="none" w:sz="0" w:space="0" w:color="000000"/>
-                <w:top w:val="none" w:sz="0" w:space="0" w:color="000000"/>
-                <w:left w:val="none" w:sz="0" w:space="0" w:color="000000"/>
-                <w:right w:val="none" w:sz="0" w:space="0" w:color="000000"/>
-              </w:pBdr>
-              <w:spacing w:after="100" w:before="100" w:line="240"/>
-              <w:ind w:left="100" w:right="100" w:firstLine="0" w:firstLineChars="0"/>
-              <w:rPr>
-                <w:rFonts w:ascii="Helvetica" w:hAnsi="Helvetica" w:eastAsia="Helvetica" w:cs="Helvetica"/>
-                <w:i w:val="false"/>
-                <w:b w:val="false"/>
-                <w:u w:val="none"/>
-                <w:sz w:val="18"/>
-                <w:szCs w:val="18"/>
-                <w:color w:val="000000"/>
-              </w:rPr>
-            </w:pPr>
-            <w:r>
-              <w:rPr>
-                <w:rFonts w:ascii="Helvetica" w:hAnsi="Helvetica" w:eastAsia="Helvetica" w:cs="Helvetica"/>
-                <w:i w:val="false"/>
-                <w:b w:val="false"/>
-                <w:u w:val="none"/>
-                <w:sz w:val="18"/>
-                <w:szCs w:val="18"/>
-                <w:color w:val="000000"/>
-              </w:rPr>
-              <w:t xml:space="preserve">13.7</w:t>
-            </w:r>
-          </w:p>
-        </w:tc>
-        <w:tc>
-          <w:tcPr>
-            <w:tcBorders>
-              <w:bottom w:val="none" w:sz="0" w:space="0" w:color="000000"/>
-              <w:top w:val="none" w:sz="0" w:space="0" w:color="000000"/>
-              <w:left w:val="none" w:sz="0" w:space="0" w:color="000000"/>
-              <w:right w:val="none" w:sz="0" w:space="0" w:color="000000"/>
-            </w:tcBorders>
-            <w:shd w:val="clear" w:color="auto" w:fill="D17782"/>
-            <w:tcMar>
-              <w:top w:w="0" w:type="dxa"/>
-              <w:bottom w:w="0" w:type="dxa"/>
-              <w:left w:w="0" w:type="dxa"/>
-              <w:right w:w="0" w:type="dxa"/>
-            </w:tcMar>
-            <w:vAlign w:val="center"/>
-          </w:tcPr>
-          <w:p>
-            <w:pPr>
-              <w:pStyle w:val="Normal"/>
-              <w:jc w:val="center"/>
-              <w:pBdr>
-                <w:bottom w:val="none" w:sz="0" w:space="0" w:color="000000"/>
-                <w:top w:val="none" w:sz="0" w:space="0" w:color="000000"/>
-                <w:left w:val="none" w:sz="0" w:space="0" w:color="000000"/>
-                <w:right w:val="none" w:sz="0" w:space="0" w:color="000000"/>
-              </w:pBdr>
-              <w:spacing w:after="100" w:before="100" w:line="240"/>
-              <w:ind w:left="100" w:right="100" w:firstLine="0" w:firstLineChars="0"/>
-              <w:rPr>
-                <w:rFonts w:ascii="Helvetica" w:hAnsi="Helvetica" w:eastAsia="Helvetica" w:cs="Helvetica"/>
-                <w:i w:val="false"/>
-                <w:b w:val="false"/>
-                <w:u w:val="none"/>
-                <w:sz w:val="18"/>
-                <w:szCs w:val="18"/>
-                <w:color w:val="000000"/>
-              </w:rPr>
-            </w:pPr>
-            <w:r>
-              <w:rPr>
-                <w:rFonts w:ascii="Helvetica" w:hAnsi="Helvetica" w:eastAsia="Helvetica" w:cs="Helvetica"/>
-                <w:i w:val="false"/>
-                <w:b w:val="false"/>
-                <w:u w:val="none"/>
-                <w:sz w:val="18"/>
-                <w:szCs w:val="18"/>
-                <w:color w:val="000000"/>
-              </w:rPr>
-              <w:t xml:space="preserve">17.6</w:t>
-            </w:r>
-          </w:p>
-        </w:tc>
-        <w:tc>
-          <w:tcPr>
-            <w:tcBorders>
-              <w:bottom w:val="none" w:sz="0" w:space="0" w:color="000000"/>
-              <w:top w:val="none" w:sz="0" w:space="0" w:color="000000"/>
-              <w:left w:val="none" w:sz="0" w:space="0" w:color="000000"/>
-              <w:right w:val="none" w:sz="0" w:space="0" w:color="000000"/>
-            </w:tcBorders>
-            <w:shd w:val="clear" w:color="auto" w:fill="BC3747"/>
+              <w:t xml:space="preserve">25.9</w:t>
+            </w:r>
+          </w:p>
+        </w:tc>
+        <w:tc>
+          <w:tcPr>
+            <w:tcBorders>
+              <w:bottom w:val="none" w:sz="0" w:space="0" w:color="000000"/>
+              <w:top w:val="none" w:sz="0" w:space="0" w:color="000000"/>
+              <w:left w:val="none" w:sz="0" w:space="0" w:color="000000"/>
+              <w:right w:val="none" w:sz="0" w:space="0" w:color="000000"/>
+            </w:tcBorders>
+            <w:shd w:val="clear" w:color="auto" w:fill="F04222"/>
+            <w:tcMar>
+              <w:top w:w="0" w:type="dxa"/>
+              <w:bottom w:w="0" w:type="dxa"/>
+              <w:left w:w="0" w:type="dxa"/>
+              <w:right w:w="0" w:type="dxa"/>
+            </w:tcMar>
+            <w:vAlign w:val="center"/>
+          </w:tcPr>
+          <w:p>
+            <w:pPr>
+              <w:pStyle w:val="Normal"/>
+              <w:jc w:val="center"/>
+              <w:pBdr>
+                <w:bottom w:val="none" w:sz="0" w:space="0" w:color="000000"/>
+                <w:top w:val="none" w:sz="0" w:space="0" w:color="000000"/>
+                <w:left w:val="none" w:sz="0" w:space="0" w:color="000000"/>
+                <w:right w:val="none" w:sz="0" w:space="0" w:color="000000"/>
+              </w:pBdr>
+              <w:spacing w:after="100" w:before="100" w:line="240"/>
+              <w:ind w:left="100" w:right="100" w:firstLine="0" w:firstLineChars="0"/>
+              <w:rPr>
+                <w:rFonts w:ascii="Helvetica" w:hAnsi="Helvetica" w:eastAsia="Helvetica" w:cs="Helvetica"/>
+                <w:i w:val="false"/>
+                <w:b w:val="false"/>
+                <w:u w:val="none"/>
+                <w:sz w:val="18"/>
+                <w:szCs w:val="18"/>
+                <w:color w:val="000000"/>
+              </w:rPr>
+            </w:pPr>
+            <w:r>
+              <w:rPr>
+                <w:rFonts w:ascii="Helvetica" w:hAnsi="Helvetica" w:eastAsia="Helvetica" w:cs="Helvetica"/>
+                <w:i w:val="false"/>
+                <w:b w:val="false"/>
+                <w:u w:val="none"/>
+                <w:sz w:val="18"/>
+                <w:szCs w:val="18"/>
+                <w:color w:val="000000"/>
+              </w:rPr>
+              <w:t xml:space="preserve">19.4</w:t>
+            </w:r>
+          </w:p>
+        </w:tc>
+        <w:tc>
+          <w:tcPr>
+            <w:tcBorders>
+              <w:bottom w:val="none" w:sz="0" w:space="0" w:color="000000"/>
+              <w:top w:val="none" w:sz="0" w:space="0" w:color="000000"/>
+              <w:left w:val="none" w:sz="0" w:space="0" w:color="000000"/>
+              <w:right w:val="none" w:sz="0" w:space="0" w:color="000000"/>
+            </w:tcBorders>
+            <w:shd w:val="clear" w:color="auto" w:fill="F56730"/>
+            <w:tcMar>
+              <w:top w:w="0" w:type="dxa"/>
+              <w:bottom w:w="0" w:type="dxa"/>
+              <w:left w:w="0" w:type="dxa"/>
+              <w:right w:w="0" w:type="dxa"/>
+            </w:tcMar>
+            <w:vAlign w:val="center"/>
+          </w:tcPr>
+          <w:p>
+            <w:pPr>
+              <w:pStyle w:val="Normal"/>
+              <w:jc w:val="center"/>
+              <w:pBdr>
+                <w:bottom w:val="none" w:sz="0" w:space="0" w:color="000000"/>
+                <w:top w:val="none" w:sz="0" w:space="0" w:color="000000"/>
+                <w:left w:val="none" w:sz="0" w:space="0" w:color="000000"/>
+                <w:right w:val="none" w:sz="0" w:space="0" w:color="000000"/>
+              </w:pBdr>
+              <w:spacing w:after="100" w:before="100" w:line="240"/>
+              <w:ind w:left="100" w:right="100" w:firstLine="0" w:firstLineChars="0"/>
+              <w:rPr>
+                <w:rFonts w:ascii="Helvetica" w:hAnsi="Helvetica" w:eastAsia="Helvetica" w:cs="Helvetica"/>
+                <w:i w:val="false"/>
+                <w:b w:val="false"/>
+                <w:u w:val="none"/>
+                <w:sz w:val="18"/>
+                <w:szCs w:val="18"/>
+                <w:color w:val="000000"/>
+              </w:rPr>
+            </w:pPr>
+            <w:r>
+              <w:rPr>
+                <w:rFonts w:ascii="Helvetica" w:hAnsi="Helvetica" w:eastAsia="Helvetica" w:cs="Helvetica"/>
+                <w:i w:val="false"/>
+                <w:b w:val="false"/>
+                <w:u w:val="none"/>
+                <w:sz w:val="18"/>
+                <w:szCs w:val="18"/>
+                <w:color w:val="000000"/>
+              </w:rPr>
+              <w:t xml:space="preserve">16.3</w:t>
+            </w:r>
+          </w:p>
+        </w:tc>
+        <w:tc>
+          <w:tcPr>
+            <w:tcBorders>
+              <w:bottom w:val="none" w:sz="0" w:space="0" w:color="000000"/>
+              <w:top w:val="none" w:sz="0" w:space="0" w:color="000000"/>
+              <w:left w:val="none" w:sz="0" w:space="0" w:color="000000"/>
+              <w:right w:val="none" w:sz="0" w:space="0" w:color="000000"/>
+            </w:tcBorders>
+            <w:shd w:val="clear" w:color="auto" w:fill="E63521"/>
             <w:tcMar>
               <w:top w:w="0" w:type="dxa"/>
               <w:bottom w:w="0" w:type="dxa"/>
@@ -5774,165 +5933,6 @@
                 <w:szCs w:val="18"/>
                 <w:color w:val="FFFFFF"/>
               </w:rPr>
-              <w:t xml:space="preserve">25.9</w:t>
-            </w:r>
-          </w:p>
-        </w:tc>
-        <w:tc>
-          <w:tcPr>
-            <w:tcBorders>
-              <w:bottom w:val="none" w:sz="0" w:space="0" w:color="000000"/>
-              <w:top w:val="none" w:sz="0" w:space="0" w:color="000000"/>
-              <w:left w:val="none" w:sz="0" w:space="0" w:color="000000"/>
-              <w:right w:val="none" w:sz="0" w:space="0" w:color="000000"/>
-            </w:tcBorders>
-            <w:shd w:val="clear" w:color="auto" w:fill="CD6975"/>
-            <w:tcMar>
-              <w:top w:w="0" w:type="dxa"/>
-              <w:bottom w:w="0" w:type="dxa"/>
-              <w:left w:w="0" w:type="dxa"/>
-              <w:right w:w="0" w:type="dxa"/>
-            </w:tcMar>
-            <w:vAlign w:val="center"/>
-          </w:tcPr>
-          <w:p>
-            <w:pPr>
-              <w:pStyle w:val="Normal"/>
-              <w:jc w:val="center"/>
-              <w:pBdr>
-                <w:bottom w:val="none" w:sz="0" w:space="0" w:color="000000"/>
-                <w:top w:val="none" w:sz="0" w:space="0" w:color="000000"/>
-                <w:left w:val="none" w:sz="0" w:space="0" w:color="000000"/>
-                <w:right w:val="none" w:sz="0" w:space="0" w:color="000000"/>
-              </w:pBdr>
-              <w:spacing w:after="100" w:before="100" w:line="240"/>
-              <w:ind w:left="100" w:right="100" w:firstLine="0" w:firstLineChars="0"/>
-              <w:rPr>
-                <w:rFonts w:ascii="Helvetica" w:hAnsi="Helvetica" w:eastAsia="Helvetica" w:cs="Helvetica"/>
-                <w:i w:val="false"/>
-                <w:b w:val="false"/>
-                <w:u w:val="none"/>
-                <w:sz w:val="18"/>
-                <w:szCs w:val="18"/>
-                <w:color w:val="FFFFFF"/>
-              </w:rPr>
-            </w:pPr>
-            <w:r>
-              <w:rPr>
-                <w:rFonts w:ascii="Helvetica" w:hAnsi="Helvetica" w:eastAsia="Helvetica" w:cs="Helvetica"/>
-                <w:i w:val="false"/>
-                <w:b w:val="false"/>
-                <w:u w:val="none"/>
-                <w:sz w:val="18"/>
-                <w:szCs w:val="18"/>
-                <w:color w:val="FFFFFF"/>
-              </w:rPr>
-              <w:t xml:space="preserve">19.4</w:t>
-            </w:r>
-          </w:p>
-        </w:tc>
-        <w:tc>
-          <w:tcPr>
-            <w:tcBorders>
-              <w:bottom w:val="none" w:sz="0" w:space="0" w:color="000000"/>
-              <w:top w:val="none" w:sz="0" w:space="0" w:color="000000"/>
-              <w:left w:val="none" w:sz="0" w:space="0" w:color="000000"/>
-              <w:right w:val="none" w:sz="0" w:space="0" w:color="000000"/>
-            </w:tcBorders>
-            <w:shd w:val="clear" w:color="auto" w:fill="D5818B"/>
-            <w:tcMar>
-              <w:top w:w="0" w:type="dxa"/>
-              <w:bottom w:w="0" w:type="dxa"/>
-              <w:left w:w="0" w:type="dxa"/>
-              <w:right w:w="0" w:type="dxa"/>
-            </w:tcMar>
-            <w:vAlign w:val="center"/>
-          </w:tcPr>
-          <w:p>
-            <w:pPr>
-              <w:pStyle w:val="Normal"/>
-              <w:jc w:val="center"/>
-              <w:pBdr>
-                <w:bottom w:val="none" w:sz="0" w:space="0" w:color="000000"/>
-                <w:top w:val="none" w:sz="0" w:space="0" w:color="000000"/>
-                <w:left w:val="none" w:sz="0" w:space="0" w:color="000000"/>
-                <w:right w:val="none" w:sz="0" w:space="0" w:color="000000"/>
-              </w:pBdr>
-              <w:spacing w:after="100" w:before="100" w:line="240"/>
-              <w:ind w:left="100" w:right="100" w:firstLine="0" w:firstLineChars="0"/>
-              <w:rPr>
-                <w:rFonts w:ascii="Helvetica" w:hAnsi="Helvetica" w:eastAsia="Helvetica" w:cs="Helvetica"/>
-                <w:i w:val="false"/>
-                <w:b w:val="false"/>
-                <w:u w:val="none"/>
-                <w:sz w:val="18"/>
-                <w:szCs w:val="18"/>
-                <w:color w:val="000000"/>
-              </w:rPr>
-            </w:pPr>
-            <w:r>
-              <w:rPr>
-                <w:rFonts w:ascii="Helvetica" w:hAnsi="Helvetica" w:eastAsia="Helvetica" w:cs="Helvetica"/>
-                <w:i w:val="false"/>
-                <w:b w:val="false"/>
-                <w:u w:val="none"/>
-                <w:sz w:val="18"/>
-                <w:szCs w:val="18"/>
-                <w:color w:val="000000"/>
-              </w:rPr>
-              <w:t xml:space="preserve">16.3</w:t>
-            </w:r>
-          </w:p>
-        </w:tc>
-        <w:tc>
-          <w:tcPr>
-            <w:tcBorders>
-              <w:bottom w:val="none" w:sz="0" w:space="0" w:color="000000"/>
-              <w:top w:val="none" w:sz="0" w:space="0" w:color="000000"/>
-              <w:left w:val="none" w:sz="0" w:space="0" w:color="000000"/>
-              <w:right w:val="none" w:sz="0" w:space="0" w:color="000000"/>
-            </w:tcBorders>
-            <w:shd w:val="clear" w:color="auto" w:fill="C75866"/>
-            <w:tcMar>
-              <w:top w:w="0" w:type="dxa"/>
-              <w:bottom w:w="0" w:type="dxa"/>
-              <w:left w:w="0" w:type="dxa"/>
-              <w:right w:w="0" w:type="dxa"/>
-            </w:tcMar>
-            <w:vAlign w:val="center"/>
-          </w:tcPr>
-          <w:p>
-            <w:pPr>
-              <w:pStyle w:val="Normal"/>
-              <w:jc w:val="center"/>
-              <w:pBdr>
-                <w:bottom w:val="none" w:sz="0" w:space="0" w:color="000000"/>
-                <w:top w:val="none" w:sz="0" w:space="0" w:color="000000"/>
-                <w:left w:val="none" w:sz="0" w:space="0" w:color="000000"/>
-                <w:right w:val="none" w:sz="0" w:space="0" w:color="000000"/>
-              </w:pBdr>
-              <w:spacing w:after="100" w:before="100" w:line="240"/>
-              <w:ind w:left="100" w:right="100" w:firstLine="0" w:firstLineChars="0"/>
-              <w:rPr>
-                <w:rFonts w:ascii="Helvetica" w:hAnsi="Helvetica" w:eastAsia="Helvetica" w:cs="Helvetica"/>
-                <w:i w:val="false"/>
-                <w:b w:val="false"/>
-                <w:u w:val="none"/>
-                <w:sz w:val="18"/>
-                <w:szCs w:val="18"/>
-                <w:color w:val="FFFFFF"/>
-              </w:rPr>
-            </w:pPr>
-            <w:r>
-              <w:rPr>
-                <w:rFonts w:ascii="Helvetica" w:hAnsi="Helvetica" w:eastAsia="Helvetica" w:cs="Helvetica"/>
-                <w:i w:val="false"/>
-                <w:b w:val="false"/>
-                <w:u w:val="none"/>
-                <w:sz w:val="18"/>
-                <w:szCs w:val="18"/>
-                <w:color w:val="FFFFFF"/>
-              </w:rPr>
               <w:t xml:space="preserve">21.6</w:t>
             </w:r>
           </w:p>
@@ -5945,7 +5945,7 @@
               <w:left w:val="none" w:sz="0" w:space="0" w:color="000000"/>
               <w:right w:val="none" w:sz="0" w:space="0" w:color="000000"/>
             </w:tcBorders>
-            <w:shd w:val="clear" w:color="auto" w:fill="E7B7BD"/>
+            <w:shd w:val="clear" w:color="auto" w:fill="FEB651"/>
             <w:tcMar>
               <w:top w:w="0" w:type="dxa"/>
               <w:bottom w:w="0" w:type="dxa"/>
@@ -6110,7 +6110,7 @@
               <w:left w:val="none" w:sz="0" w:space="0" w:color="000000"/>
               <w:right w:val="none" w:sz="0" w:space="0" w:color="000000"/>
             </w:tcBorders>
-            <w:shd w:val="clear" w:color="auto" w:fill="E8BBC0"/>
+            <w:shd w:val="clear" w:color="auto" w:fill="FEB956"/>
             <w:tcMar>
               <w:top w:w="0" w:type="dxa"/>
               <w:bottom w:w="0" w:type="dxa"/>
@@ -6163,7 +6163,7 @@
               <w:left w:val="none" w:sz="0" w:space="0" w:color="000000"/>
               <w:right w:val="none" w:sz="0" w:space="0" w:color="000000"/>
             </w:tcBorders>
-            <w:shd w:val="clear" w:color="auto" w:fill="E8BBC0"/>
+            <w:shd w:val="clear" w:color="auto" w:fill="FEB956"/>
             <w:tcMar>
               <w:top w:w="0" w:type="dxa"/>
               <w:bottom w:w="0" w:type="dxa"/>
@@ -6216,7 +6216,7 @@
               <w:left w:val="none" w:sz="0" w:space="0" w:color="000000"/>
               <w:right w:val="none" w:sz="0" w:space="0" w:color="000000"/>
             </w:tcBorders>
-            <w:shd w:val="clear" w:color="auto" w:fill="E8BCC1"/>
+            <w:shd w:val="clear" w:color="auto" w:fill="FEB956"/>
             <w:tcMar>
               <w:top w:w="0" w:type="dxa"/>
               <w:bottom w:w="0" w:type="dxa"/>
@@ -6269,7 +6269,7 @@
               <w:left w:val="none" w:sz="0" w:space="0" w:color="000000"/>
               <w:right w:val="none" w:sz="0" w:space="0" w:color="000000"/>
             </w:tcBorders>
-            <w:shd w:val="clear" w:color="auto" w:fill="D98D96"/>
+            <w:shd w:val="clear" w:color="auto" w:fill="F77836"/>
             <w:tcMar>
               <w:top w:w="0" w:type="dxa"/>
               <w:bottom w:w="0" w:type="dxa"/>
@@ -6322,7 +6322,7 @@
               <w:left w:val="none" w:sz="0" w:space="0" w:color="000000"/>
               <w:right w:val="none" w:sz="0" w:space="0" w:color="000000"/>
             </w:tcBorders>
-            <w:shd w:val="clear" w:color="auto" w:fill="E3ACB3"/>
+            <w:shd w:val="clear" w:color="auto" w:fill="FDA948"/>
             <w:tcMar>
               <w:top w:w="0" w:type="dxa"/>
               <w:bottom w:w="0" w:type="dxa"/>
@@ -6375,7 +6375,7 @@
               <w:left w:val="none" w:sz="0" w:space="0" w:color="000000"/>
               <w:right w:val="none" w:sz="0" w:space="0" w:color="000000"/>
             </w:tcBorders>
-            <w:shd w:val="clear" w:color="auto" w:fill="E7B8BD"/>
+            <w:shd w:val="clear" w:color="auto" w:fill="FEB652"/>
             <w:tcMar>
               <w:top w:w="0" w:type="dxa"/>
               <w:bottom w:w="0" w:type="dxa"/>
@@ -6428,7 +6428,7 @@
               <w:left w:val="none" w:sz="0" w:space="0" w:color="000000"/>
               <w:right w:val="none" w:sz="0" w:space="0" w:color="000000"/>
             </w:tcBorders>
-            <w:shd w:val="clear" w:color="auto" w:fill="F0D4D8"/>
+            <w:shd w:val="clear" w:color="auto" w:fill="FECC71"/>
             <w:tcMar>
               <w:top w:w="0" w:type="dxa"/>
               <w:bottom w:w="0" w:type="dxa"/>
@@ -6481,7 +6481,7 @@
               <w:left w:val="none" w:sz="0" w:space="0" w:color="000000"/>
               <w:right w:val="none" w:sz="0" w:space="0" w:color="000000"/>
             </w:tcBorders>
-            <w:shd w:val="clear" w:color="auto" w:fill="E8BBC0"/>
+            <w:shd w:val="clear" w:color="auto" w:fill="FEB956"/>
             <w:tcMar>
               <w:top w:w="0" w:type="dxa"/>
               <w:bottom w:w="0" w:type="dxa"/>
@@ -6534,7 +6534,7 @@
               <w:left w:val="none" w:sz="0" w:space="0" w:color="000000"/>
               <w:right w:val="none" w:sz="0" w:space="0" w:color="000000"/>
             </w:tcBorders>
-            <w:shd w:val="clear" w:color="auto" w:fill="E9BEC3"/>
+            <w:shd w:val="clear" w:color="auto" w:fill="FEBB59"/>
             <w:tcMar>
               <w:top w:w="0" w:type="dxa"/>
               <w:bottom w:w="0" w:type="dxa"/>
@@ -6587,7 +6587,7 @@
               <w:left w:val="none" w:sz="0" w:space="0" w:color="000000"/>
               <w:right w:val="none" w:sz="0" w:space="0" w:color="000000"/>
             </w:tcBorders>
-            <w:shd w:val="clear" w:color="auto" w:fill="E9BEC3"/>
+            <w:shd w:val="clear" w:color="auto" w:fill="FEBB59"/>
             <w:tcMar>
               <w:top w:w="0" w:type="dxa"/>
               <w:bottom w:w="0" w:type="dxa"/>
@@ -6640,7 +6640,7 @@
               <w:left w:val="none" w:sz="0" w:space="0" w:color="000000"/>
               <w:right w:val="none" w:sz="0" w:space="0" w:color="000000"/>
             </w:tcBorders>
-            <w:shd w:val="clear" w:color="auto" w:fill="E5B2B8"/>
+            <w:shd w:val="clear" w:color="auto" w:fill="FEB24C"/>
             <w:tcMar>
               <w:top w:w="0" w:type="dxa"/>
               <w:bottom w:w="0" w:type="dxa"/>
